--- a/docs/BYYEAR/Расстреляны_1919.docx
+++ b/docs/BYYEAR/Расстреляны_1919.docx
@@ -89,6 +89,19 @@
         </w:rPr>
         <w:t xml:space="preserve"> В 1919 ГОДУ</w:t>
       </w:r>
+    </w:p>
+    <w:p>
+      <w:pPr>
+        <w:jc w:val="center"/>
+        <w:rPr>
+          <w:rFonts w:ascii="Arial" w:hAnsi="Arial" w:cs="Arial"/>
+          <w:b/>
+          <w:bCs/>
+          <w:sz w:val="18"/>
+          <w:szCs w:val="18"/>
+          <w:lang w:val="ru-RU"/>
+        </w:rPr>
+      </w:pPr>
     </w:p>
     <w:p>
       <w:pPr>
@@ -269,6 +282,453 @@
                 <w:szCs w:val="16"/>
                 <w:lang w:val="ru-RU"/>
               </w:rPr>
+              <w:t xml:space="preserve"> женщин. </w:t>
+            </w:r>
+          </w:p>
+          <w:p>
+            <w:pPr>
+              <w:rPr>
+                <w:rFonts w:ascii="Arial" w:hAnsi="Arial" w:cs="Arial"/>
+                <w:sz w:val="16"/>
+                <w:szCs w:val="16"/>
+                <w:lang w:val="ru-RU"/>
+              </w:rPr>
+            </w:pPr>
+            <w:r>
+              <w:rPr>
+                <w:rFonts w:ascii="Arial" w:hAnsi="Arial" w:cs="Arial"/>
+                <w:sz w:val="16"/>
+                <w:szCs w:val="16"/>
+                <w:lang w:val="ru-RU"/>
+              </w:rPr>
+              <w:t xml:space="preserve">Данный расстрельный список составлен на основе открытых и доступных </w:t>
+            </w:r>
+            <w:r>
+              <w:rPr>
+                <w:rFonts w:ascii="Arial" w:hAnsi="Arial" w:cs="Arial"/>
+                <w:sz w:val="16"/>
+                <w:szCs w:val="16"/>
+                <w:lang w:val="ru-RU"/>
+              </w:rPr>
+              <w:t>в</w:t>
+            </w:r>
+            <w:r>
+              <w:rPr>
+                <w:rFonts w:ascii="Arial" w:hAnsi="Arial" w:cs="Arial"/>
+                <w:sz w:val="16"/>
+                <w:szCs w:val="16"/>
+                <w:lang w:val="ru-RU"/>
+              </w:rPr>
+              <w:t xml:space="preserve"> </w:t>
+            </w:r>
+            <w:r>
+              <w:rPr>
+                <w:rFonts w:ascii="Arial" w:hAnsi="Arial" w:cs="Arial"/>
+                <w:sz w:val="16"/>
+                <w:szCs w:val="16"/>
+                <w:lang w:val="ru-RU"/>
+              </w:rPr>
+              <w:t>И</w:t>
+            </w:r>
+            <w:r>
+              <w:rPr>
+                <w:rFonts w:ascii="Arial" w:hAnsi="Arial" w:cs="Arial"/>
+                <w:sz w:val="16"/>
+                <w:szCs w:val="16"/>
+                <w:lang w:val="ru-RU"/>
+              </w:rPr>
+              <w:t xml:space="preserve">нтернете </w:t>
+            </w:r>
+            <w:r>
+              <w:rPr>
+                <w:rFonts w:ascii="Arial" w:hAnsi="Arial" w:cs="Arial"/>
+                <w:sz w:val="16"/>
+                <w:szCs w:val="16"/>
+                <w:lang w:val="ru-RU"/>
+              </w:rPr>
+              <w:t>и</w:t>
+            </w:r>
+            <w:r>
+              <w:rPr>
+                <w:rFonts w:ascii="Arial" w:hAnsi="Arial" w:cs="Arial"/>
+                <w:sz w:val="16"/>
+                <w:szCs w:val="16"/>
+                <w:lang w:val="ru-RU"/>
+              </w:rPr>
+              <w:t>сточник</w:t>
+            </w:r>
+            <w:r>
+              <w:rPr>
+                <w:rFonts w:ascii="Arial" w:hAnsi="Arial" w:cs="Arial"/>
+                <w:sz w:val="16"/>
+                <w:szCs w:val="16"/>
+                <w:lang w:val="ru-RU"/>
+              </w:rPr>
+              <w:t>ов и не может быть ни полным, ни окончательным.</w:t>
+            </w:r>
+          </w:p>
+          <w:p>
+            <w:pPr>
+              <w:rPr>
+                <w:rFonts w:ascii="Arial" w:hAnsi="Arial" w:cs="Arial"/>
+                <w:sz w:val="16"/>
+                <w:szCs w:val="16"/>
+                <w:lang w:val="ru-RU"/>
+              </w:rPr>
+            </w:pPr>
+            <w:r>
+              <w:rPr>
+                <w:rFonts w:ascii="Arial" w:hAnsi="Arial" w:cs="Arial"/>
+                <w:sz w:val="16"/>
+                <w:szCs w:val="16"/>
+                <w:lang w:val="ru-RU"/>
+              </w:rPr>
+              <w:t xml:space="preserve">Возрастной разброс: </w:t>
+            </w:r>
+            <w:proofErr w:type="gramStart"/>
+            <w:r>
+              <w:rPr>
+                <w:rFonts w:ascii="Arial" w:hAnsi="Arial" w:cs="Arial"/>
+                <w:sz w:val="16"/>
+                <w:szCs w:val="16"/>
+                <w:lang w:val="ru-RU"/>
+              </w:rPr>
+              <w:t>16-80</w:t>
+            </w:r>
+            <w:proofErr w:type="gramEnd"/>
+            <w:r>
+              <w:rPr>
+                <w:rFonts w:ascii="Arial" w:hAnsi="Arial" w:cs="Arial"/>
+                <w:sz w:val="16"/>
+                <w:szCs w:val="16"/>
+                <w:lang w:val="ru-RU"/>
+              </w:rPr>
+              <w:t xml:space="preserve"> лет.</w:t>
+            </w:r>
+          </w:p>
+          <w:p>
+            <w:pPr>
+              <w:rPr>
+                <w:rFonts w:ascii="Arial" w:hAnsi="Arial" w:cs="Arial"/>
+                <w:sz w:val="16"/>
+                <w:szCs w:val="16"/>
+                <w:lang w:val="ru-RU"/>
+              </w:rPr>
+            </w:pPr>
+            <w:r>
+              <w:rPr>
+                <w:rFonts w:ascii="Arial" w:hAnsi="Arial" w:cs="Arial"/>
+                <w:sz w:val="16"/>
+                <w:szCs w:val="16"/>
+                <w:lang w:val="ru-RU"/>
+              </w:rPr>
+              <w:t xml:space="preserve">Возраст известен – 131 (65%); нет даты рождения/возраст неизвестен – </w:t>
+            </w:r>
+            <w:r>
+              <w:rPr>
+                <w:rFonts w:ascii="Arial" w:hAnsi="Arial" w:cs="Arial"/>
+                <w:sz w:val="16"/>
+                <w:szCs w:val="16"/>
+                <w:lang w:val="ru-RU"/>
+              </w:rPr>
+              <w:t>69</w:t>
+            </w:r>
+            <w:r>
+              <w:rPr>
+                <w:rFonts w:ascii="Arial" w:hAnsi="Arial" w:cs="Arial"/>
+                <w:sz w:val="16"/>
+                <w:szCs w:val="16"/>
+                <w:lang w:val="ru-RU"/>
+              </w:rPr>
+              <w:t>.</w:t>
+            </w:r>
+          </w:p>
+          <w:p>
+            <w:pPr>
+              <w:rPr>
+                <w:rFonts w:ascii="Arial" w:hAnsi="Arial" w:cs="Arial"/>
+                <w:sz w:val="16"/>
+                <w:szCs w:val="16"/>
+                <w:lang w:val="ru-RU"/>
+              </w:rPr>
+            </w:pPr>
+            <w:r>
+              <w:rPr>
+                <w:rFonts w:ascii="Arial" w:hAnsi="Arial" w:cs="Arial"/>
+                <w:sz w:val="16"/>
+                <w:szCs w:val="16"/>
+                <w:lang w:val="ru-RU"/>
+              </w:rPr>
+              <w:t>Максимальное число расстрелян</w:t>
+            </w:r>
+            <w:r>
+              <w:rPr>
+                <w:rFonts w:ascii="Arial" w:hAnsi="Arial" w:cs="Arial"/>
+                <w:sz w:val="16"/>
+                <w:szCs w:val="16"/>
+                <w:lang w:val="ru-RU"/>
+              </w:rPr>
+              <w:t>ы</w:t>
+            </w:r>
+            <w:r>
+              <w:rPr>
+                <w:rFonts w:ascii="Arial" w:hAnsi="Arial" w:cs="Arial"/>
+                <w:sz w:val="16"/>
+                <w:szCs w:val="16"/>
+                <w:lang w:val="ru-RU"/>
+              </w:rPr>
+              <w:t xml:space="preserve"> в возрастной группе </w:t>
+            </w:r>
+            <w:proofErr w:type="gramStart"/>
+            <w:r>
+              <w:rPr>
+                <w:rFonts w:ascii="Arial" w:hAnsi="Arial" w:cs="Arial"/>
+                <w:sz w:val="16"/>
+                <w:szCs w:val="16"/>
+                <w:lang w:val="ru-RU"/>
+              </w:rPr>
+              <w:t>16-25</w:t>
+            </w:r>
+            <w:proofErr w:type="gramEnd"/>
+            <w:r>
+              <w:rPr>
+                <w:rFonts w:ascii="Arial" w:hAnsi="Arial" w:cs="Arial"/>
+                <w:sz w:val="16"/>
+                <w:szCs w:val="16"/>
+                <w:lang w:val="ru-RU"/>
+              </w:rPr>
+              <w:t xml:space="preserve"> лет – 42 жертвы (22%)</w:t>
+            </w:r>
+          </w:p>
+          <w:p>
+            <w:pPr>
+              <w:rPr>
+                <w:rFonts w:ascii="Arial" w:hAnsi="Arial" w:cs="Arial"/>
+                <w:sz w:val="16"/>
+                <w:szCs w:val="16"/>
+                <w:lang w:val="ru-RU"/>
+              </w:rPr>
+            </w:pPr>
+            <w:r>
+              <w:rPr>
+                <w:rFonts w:ascii="Arial" w:hAnsi="Arial" w:cs="Arial"/>
+                <w:sz w:val="16"/>
+                <w:szCs w:val="16"/>
+                <w:lang w:val="ru-RU"/>
+              </w:rPr>
+              <w:t>Национальность: неизвестна – 16</w:t>
+            </w:r>
+            <w:r>
+              <w:rPr>
+                <w:rFonts w:ascii="Arial" w:hAnsi="Arial" w:cs="Arial"/>
+                <w:sz w:val="16"/>
+                <w:szCs w:val="16"/>
+                <w:lang w:val="ru-RU"/>
+              </w:rPr>
+              <w:t>6</w:t>
+            </w:r>
+            <w:r>
+              <w:rPr>
+                <w:rFonts w:ascii="Arial" w:hAnsi="Arial" w:cs="Arial"/>
+                <w:sz w:val="16"/>
+                <w:szCs w:val="16"/>
+                <w:lang w:val="ru-RU"/>
+              </w:rPr>
+              <w:t xml:space="preserve"> (83%); русская – 26 (15%); украинка – 6; еврейка – 2;  </w:t>
+            </w:r>
+          </w:p>
+          <w:p>
+            <w:pPr>
+              <w:rPr>
+                <w:rFonts w:ascii="Arial" w:hAnsi="Arial" w:cs="Arial"/>
+                <w:sz w:val="16"/>
+                <w:szCs w:val="16"/>
+                <w:lang w:val="ru-RU"/>
+              </w:rPr>
+            </w:pPr>
+            <w:r>
+              <w:rPr>
+                <w:rFonts w:ascii="Arial" w:hAnsi="Arial" w:cs="Arial"/>
+                <w:sz w:val="16"/>
+                <w:szCs w:val="16"/>
+                <w:lang w:val="ru-RU"/>
+              </w:rPr>
+              <w:t>Социальная страта/специальность: участни</w:t>
+            </w:r>
+            <w:r>
+              <w:rPr>
+                <w:rFonts w:ascii="Arial" w:hAnsi="Arial" w:cs="Arial"/>
+                <w:sz w:val="16"/>
+                <w:szCs w:val="16"/>
+                <w:lang w:val="ru-RU"/>
+              </w:rPr>
+              <w:t>ца</w:t>
+            </w:r>
+            <w:r>
+              <w:rPr>
+                <w:rFonts w:ascii="Arial" w:hAnsi="Arial" w:cs="Arial"/>
+                <w:sz w:val="16"/>
+                <w:szCs w:val="16"/>
+                <w:lang w:val="ru-RU"/>
+              </w:rPr>
+              <w:t xml:space="preserve"> </w:t>
+            </w:r>
+            <w:r>
+              <w:rPr>
+                <w:rFonts w:ascii="Arial" w:hAnsi="Arial" w:cs="Arial"/>
+                <w:sz w:val="16"/>
+                <w:szCs w:val="16"/>
+                <w:shd w:val="clear" w:color="auto" w:fill="FFFFFF"/>
+                <w:lang w:val="ru-RU"/>
+              </w:rPr>
+              <w:t xml:space="preserve">Белого движения – 75 (38%); </w:t>
+            </w:r>
+            <w:r>
+              <w:rPr>
+                <w:rFonts w:ascii="Arial" w:hAnsi="Arial" w:cs="Arial"/>
+                <w:sz w:val="16"/>
+                <w:szCs w:val="16"/>
+                <w:lang w:val="ru-RU"/>
+              </w:rPr>
+              <w:t xml:space="preserve">домохозяйка – 21; крестьянка – 17; учительница – 9; помещица – 5; студентка/учащаяся/ученица – 5; машинистка -4.   </w:t>
+            </w:r>
+          </w:p>
+          <w:p>
+            <w:pPr>
+              <w:rPr>
+                <w:rFonts w:ascii="Arial" w:hAnsi="Arial" w:cs="Arial"/>
+                <w:sz w:val="16"/>
+                <w:szCs w:val="16"/>
+                <w:lang w:val="ru-RU"/>
+              </w:rPr>
+            </w:pPr>
+            <w:r>
+              <w:rPr>
+                <w:rFonts w:ascii="Arial" w:hAnsi="Arial" w:cs="Arial"/>
+                <w:sz w:val="16"/>
+                <w:szCs w:val="16"/>
+                <w:lang w:val="ru-RU"/>
+              </w:rPr>
+              <w:t>Образование: среднее</w:t>
+            </w:r>
+            <w:r>
+              <w:rPr>
+                <w:rFonts w:ascii="Arial" w:hAnsi="Arial" w:cs="Arial"/>
+                <w:sz w:val="16"/>
+                <w:szCs w:val="16"/>
+                <w:lang w:val="ru-RU"/>
+              </w:rPr>
+              <w:t xml:space="preserve"> – 6; неграмотная – 5; начальное – 3; малограмотная – 3; грамотная – 3.</w:t>
+            </w:r>
+          </w:p>
+          <w:p>
+            <w:pPr>
+              <w:rPr>
+                <w:rFonts w:ascii="Arial" w:hAnsi="Arial" w:cs="Arial"/>
+                <w:sz w:val="16"/>
+                <w:szCs w:val="16"/>
+                <w:lang w:val="ru-RU"/>
+              </w:rPr>
+            </w:pPr>
+            <w:r>
+              <w:rPr>
+                <w:rFonts w:ascii="Arial" w:hAnsi="Arial" w:cs="Arial"/>
+                <w:sz w:val="16"/>
+                <w:szCs w:val="16"/>
+                <w:lang w:val="ru-RU"/>
+              </w:rPr>
+              <w:t>Беспартийная – 8</w:t>
+            </w:r>
+            <w:r>
+              <w:rPr>
+                <w:rFonts w:ascii="Arial" w:hAnsi="Arial" w:cs="Arial"/>
+                <w:sz w:val="16"/>
+                <w:szCs w:val="16"/>
+                <w:lang w:val="ru-RU"/>
+              </w:rPr>
+              <w:t>.</w:t>
+            </w:r>
+          </w:p>
+          <w:p>
+            <w:pPr>
+              <w:rPr>
+                <w:rFonts w:ascii="Arial" w:hAnsi="Arial" w:cs="Arial"/>
+                <w:sz w:val="16"/>
+                <w:szCs w:val="16"/>
+                <w:lang w:val="ru-RU"/>
+              </w:rPr>
+            </w:pPr>
+            <w:r>
+              <w:rPr>
+                <w:rFonts w:ascii="Arial" w:hAnsi="Arial" w:cs="Arial"/>
+                <w:sz w:val="16"/>
+                <w:szCs w:val="16"/>
+                <w:lang w:val="ru-RU"/>
+              </w:rPr>
+              <w:t>Реабилитирована – 10</w:t>
+            </w:r>
+            <w:r>
+              <w:rPr>
+                <w:rFonts w:ascii="Arial" w:hAnsi="Arial" w:cs="Arial"/>
+                <w:sz w:val="16"/>
+                <w:szCs w:val="16"/>
+                <w:lang w:val="ru-RU"/>
+              </w:rPr>
+              <w:t>8</w:t>
+            </w:r>
+            <w:r>
+              <w:rPr>
+                <w:rFonts w:ascii="Arial" w:hAnsi="Arial" w:cs="Arial"/>
+                <w:sz w:val="16"/>
+                <w:szCs w:val="16"/>
+                <w:lang w:val="ru-RU"/>
+              </w:rPr>
+              <w:t xml:space="preserve"> (</w:t>
+            </w:r>
+            <w:r>
+              <w:rPr>
+                <w:rFonts w:ascii="Arial" w:hAnsi="Arial" w:cs="Arial"/>
+                <w:sz w:val="16"/>
+                <w:szCs w:val="16"/>
+                <w:lang w:val="ru-RU"/>
+              </w:rPr>
+              <w:t>54</w:t>
+            </w:r>
+            <w:r>
+              <w:rPr>
+                <w:rFonts w:ascii="Arial" w:hAnsi="Arial" w:cs="Arial"/>
+                <w:sz w:val="16"/>
+                <w:szCs w:val="16"/>
+                <w:lang w:val="ru-RU"/>
+              </w:rPr>
+              <w:t>%).</w:t>
+            </w:r>
+          </w:p>
+          <w:p>
+            <w:pPr>
+              <w:rPr>
+                <w:rFonts w:ascii="Arial" w:hAnsi="Arial" w:cs="Arial"/>
+                <w:sz w:val="16"/>
+                <w:szCs w:val="16"/>
+                <w:lang w:val="ru-RU"/>
+              </w:rPr>
+            </w:pPr>
+            <w:r>
+              <w:rPr>
+                <w:rFonts w:ascii="Arial" w:hAnsi="Arial" w:cs="Arial"/>
+                <w:sz w:val="16"/>
+                <w:szCs w:val="16"/>
+                <w:lang w:val="ru-RU"/>
+              </w:rPr>
+              <w:t>4</w:t>
+            </w:r>
+            <w:r>
+              <w:rPr>
+                <w:rFonts w:ascii="Arial" w:hAnsi="Arial" w:cs="Arial"/>
+                <w:sz w:val="16"/>
+                <w:szCs w:val="16"/>
+                <w:lang w:val="ru-RU"/>
+              </w:rPr>
               <w:t xml:space="preserve"> женщин</w:t>
             </w:r>
             <w:r>
@@ -278,606 +738,6 @@
                 <w:szCs w:val="16"/>
                 <w:lang w:val="ru-RU"/>
               </w:rPr>
-              <w:t>у</w:t>
-            </w:r>
-            <w:r>
-              <w:rPr>
-                <w:rFonts w:ascii="Arial" w:hAnsi="Arial" w:cs="Arial"/>
-                <w:sz w:val="16"/>
-                <w:szCs w:val="16"/>
-                <w:lang w:val="ru-RU"/>
-              </w:rPr>
-              <w:t xml:space="preserve">. Данный расстрельный список составлен на основе открытых и доступных на интернете </w:t>
-            </w:r>
-            <w:r>
-              <w:rPr>
-                <w:rFonts w:ascii="Arial" w:hAnsi="Arial" w:cs="Arial"/>
-                <w:sz w:val="16"/>
-                <w:szCs w:val="16"/>
-                <w:lang w:val="ru-RU"/>
-              </w:rPr>
-              <w:t>Источник</w:t>
-            </w:r>
-            <w:r>
-              <w:rPr>
-                <w:rFonts w:ascii="Arial" w:hAnsi="Arial" w:cs="Arial"/>
-                <w:sz w:val="16"/>
-                <w:szCs w:val="16"/>
-                <w:lang w:val="ru-RU"/>
-              </w:rPr>
-              <w:t>ов и не может быть ни полным, ни окончательным.</w:t>
-            </w:r>
-          </w:p>
-          <w:p>
-            <w:pPr>
-              <w:rPr>
-                <w:rFonts w:ascii="Arial" w:hAnsi="Arial" w:cs="Arial"/>
-                <w:sz w:val="16"/>
-                <w:szCs w:val="16"/>
-                <w:lang w:val="ru-RU"/>
-              </w:rPr>
-            </w:pPr>
-            <w:r>
-              <w:rPr>
-                <w:rFonts w:ascii="Arial" w:hAnsi="Arial" w:cs="Arial"/>
-                <w:b/>
-                <w:bCs/>
-                <w:sz w:val="16"/>
-                <w:szCs w:val="16"/>
-                <w:u w:val="single"/>
-                <w:lang w:val="ru-RU"/>
-              </w:rPr>
-              <w:t>Возрастной разброс</w:t>
-            </w:r>
-            <w:r>
-              <w:rPr>
-                <w:rFonts w:ascii="Arial" w:hAnsi="Arial" w:cs="Arial"/>
-                <w:sz w:val="16"/>
-                <w:szCs w:val="16"/>
-                <w:lang w:val="ru-RU"/>
-              </w:rPr>
-              <w:t xml:space="preserve">: </w:t>
-            </w:r>
-            <w:proofErr w:type="gramStart"/>
-            <w:r>
-              <w:rPr>
-                <w:rFonts w:ascii="Arial" w:hAnsi="Arial" w:cs="Arial"/>
-                <w:sz w:val="16"/>
-                <w:szCs w:val="16"/>
-                <w:lang w:val="ru-RU"/>
-              </w:rPr>
-              <w:t>16-80</w:t>
-            </w:r>
-            <w:proofErr w:type="gramEnd"/>
-            <w:r>
-              <w:rPr>
-                <w:rFonts w:ascii="Arial" w:hAnsi="Arial" w:cs="Arial"/>
-                <w:sz w:val="16"/>
-                <w:szCs w:val="16"/>
-                <w:lang w:val="ru-RU"/>
-              </w:rPr>
-              <w:t xml:space="preserve"> лет</w:t>
-            </w:r>
-            <w:r>
-              <w:rPr>
-                <w:rFonts w:ascii="Arial" w:hAnsi="Arial" w:cs="Arial"/>
-                <w:sz w:val="16"/>
-                <w:szCs w:val="16"/>
-                <w:lang w:val="ru-RU"/>
-              </w:rPr>
-              <w:t>.</w:t>
-            </w:r>
-          </w:p>
-          <w:p>
-            <w:pPr>
-              <w:rPr>
-                <w:rFonts w:ascii="Arial" w:hAnsi="Arial" w:cs="Arial"/>
-                <w:sz w:val="16"/>
-                <w:szCs w:val="16"/>
-                <w:lang w:val="ru-RU"/>
-              </w:rPr>
-            </w:pPr>
-            <w:r>
-              <w:rPr>
-                <w:rFonts w:ascii="Arial" w:hAnsi="Arial" w:cs="Arial"/>
-                <w:sz w:val="16"/>
-                <w:szCs w:val="16"/>
-                <w:lang w:val="ru-RU"/>
-              </w:rPr>
-              <w:t>Возраст известен – 1</w:t>
-            </w:r>
-            <w:r>
-              <w:rPr>
-                <w:rFonts w:ascii="Arial" w:hAnsi="Arial" w:cs="Arial"/>
-                <w:sz w:val="16"/>
-                <w:szCs w:val="16"/>
-                <w:lang w:val="ru-RU"/>
-              </w:rPr>
-              <w:t>31</w:t>
-            </w:r>
-            <w:r>
-              <w:rPr>
-                <w:rFonts w:ascii="Arial" w:hAnsi="Arial" w:cs="Arial"/>
-                <w:sz w:val="16"/>
-                <w:szCs w:val="16"/>
-                <w:lang w:val="ru-RU"/>
-              </w:rPr>
-              <w:t xml:space="preserve"> (6</w:t>
-            </w:r>
-            <w:r>
-              <w:rPr>
-                <w:rFonts w:ascii="Arial" w:hAnsi="Arial" w:cs="Arial"/>
-                <w:sz w:val="16"/>
-                <w:szCs w:val="16"/>
-                <w:lang w:val="ru-RU"/>
-              </w:rPr>
-              <w:t>5</w:t>
-            </w:r>
-            <w:r>
-              <w:rPr>
-                <w:rFonts w:ascii="Arial" w:hAnsi="Arial" w:cs="Arial"/>
-                <w:sz w:val="16"/>
-                <w:szCs w:val="16"/>
-                <w:lang w:val="ru-RU"/>
-              </w:rPr>
-              <w:t xml:space="preserve">%); нет даты рождения/возраст неизвестен – </w:t>
-            </w:r>
-            <w:r>
-              <w:rPr>
-                <w:rFonts w:ascii="Arial" w:hAnsi="Arial" w:cs="Arial"/>
-                <w:sz w:val="16"/>
-                <w:szCs w:val="16"/>
-                <w:lang w:val="ru-RU"/>
-              </w:rPr>
-              <w:t>69</w:t>
-            </w:r>
-            <w:r>
-              <w:rPr>
-                <w:rFonts w:ascii="Arial" w:hAnsi="Arial" w:cs="Arial"/>
-                <w:sz w:val="16"/>
-                <w:szCs w:val="16"/>
-                <w:lang w:val="ru-RU"/>
-              </w:rPr>
-              <w:t>.</w:t>
-            </w:r>
-          </w:p>
-          <w:p>
-            <w:pPr>
-              <w:rPr>
-                <w:rFonts w:ascii="Arial" w:hAnsi="Arial" w:cs="Arial"/>
-                <w:sz w:val="16"/>
-                <w:szCs w:val="16"/>
-                <w:lang w:val="ru-RU"/>
-              </w:rPr>
-            </w:pPr>
-            <w:r>
-              <w:rPr>
-                <w:rFonts w:ascii="Arial" w:hAnsi="Arial" w:cs="Arial"/>
-                <w:sz w:val="16"/>
-                <w:szCs w:val="16"/>
-                <w:lang w:val="ru-RU"/>
-              </w:rPr>
-              <w:t xml:space="preserve">Максимальное число расстреляно в возрастной группе </w:t>
-            </w:r>
-            <w:proofErr w:type="gramStart"/>
-            <w:r>
-              <w:rPr>
-                <w:rFonts w:ascii="Arial" w:hAnsi="Arial" w:cs="Arial"/>
-                <w:sz w:val="16"/>
-                <w:szCs w:val="16"/>
-                <w:lang w:val="ru-RU"/>
-              </w:rPr>
-              <w:t>16-2</w:t>
-            </w:r>
-            <w:r>
-              <w:rPr>
-                <w:rFonts w:ascii="Arial" w:hAnsi="Arial" w:cs="Arial"/>
-                <w:sz w:val="16"/>
-                <w:szCs w:val="16"/>
-                <w:lang w:val="ru-RU"/>
-              </w:rPr>
-              <w:t>5</w:t>
-            </w:r>
-            <w:proofErr w:type="gramEnd"/>
-            <w:r>
-              <w:rPr>
-                <w:rFonts w:ascii="Arial" w:hAnsi="Arial" w:cs="Arial"/>
-                <w:sz w:val="16"/>
-                <w:szCs w:val="16"/>
-                <w:lang w:val="ru-RU"/>
-              </w:rPr>
-              <w:t xml:space="preserve"> лет – </w:t>
-            </w:r>
-            <w:r>
-              <w:rPr>
-                <w:rFonts w:ascii="Arial" w:hAnsi="Arial" w:cs="Arial"/>
-                <w:sz w:val="16"/>
-                <w:szCs w:val="16"/>
-                <w:lang w:val="ru-RU"/>
-              </w:rPr>
-              <w:t>4</w:t>
-            </w:r>
-            <w:r>
-              <w:rPr>
-                <w:rFonts w:ascii="Arial" w:hAnsi="Arial" w:cs="Arial"/>
-                <w:sz w:val="16"/>
-                <w:szCs w:val="16"/>
-                <w:lang w:val="ru-RU"/>
-              </w:rPr>
-              <w:t>2 жертвы (</w:t>
-            </w:r>
-            <w:r>
-              <w:rPr>
-                <w:rFonts w:ascii="Arial" w:hAnsi="Arial" w:cs="Arial"/>
-                <w:sz w:val="16"/>
-                <w:szCs w:val="16"/>
-                <w:lang w:val="ru-RU"/>
-              </w:rPr>
-              <w:t>2</w:t>
-            </w:r>
-            <w:r>
-              <w:rPr>
-                <w:rFonts w:ascii="Arial" w:hAnsi="Arial" w:cs="Arial"/>
-                <w:sz w:val="16"/>
-                <w:szCs w:val="16"/>
-                <w:lang w:val="ru-RU"/>
-              </w:rPr>
-              <w:t>2%)</w:t>
-            </w:r>
-          </w:p>
-          <w:p>
-            <w:pPr>
-              <w:rPr>
-                <w:rFonts w:ascii="Arial" w:hAnsi="Arial" w:cs="Arial"/>
-                <w:sz w:val="16"/>
-                <w:szCs w:val="16"/>
-                <w:lang w:val="ru-RU"/>
-              </w:rPr>
-            </w:pPr>
-            <w:r>
-              <w:rPr>
-                <w:rFonts w:ascii="Arial" w:hAnsi="Arial" w:cs="Arial"/>
-                <w:b/>
-                <w:bCs/>
-                <w:sz w:val="16"/>
-                <w:szCs w:val="16"/>
-                <w:u w:val="single"/>
-                <w:lang w:val="ru-RU"/>
-              </w:rPr>
-              <w:t>Национальность:</w:t>
-            </w:r>
-            <w:r>
-              <w:rPr>
-                <w:rFonts w:ascii="Arial" w:hAnsi="Arial" w:cs="Arial"/>
-                <w:b/>
-                <w:bCs/>
-                <w:sz w:val="16"/>
-                <w:szCs w:val="16"/>
-                <w:lang w:val="ru-RU"/>
-              </w:rPr>
-              <w:t xml:space="preserve"> </w:t>
-            </w:r>
-            <w:r>
-              <w:rPr>
-                <w:rFonts w:ascii="Arial" w:hAnsi="Arial" w:cs="Arial"/>
-                <w:sz w:val="16"/>
-                <w:szCs w:val="16"/>
-                <w:lang w:val="ru-RU"/>
-              </w:rPr>
-              <w:t>неизвестна –</w:t>
-            </w:r>
-            <w:r>
-              <w:rPr>
-                <w:rFonts w:ascii="Arial" w:hAnsi="Arial" w:cs="Arial"/>
-                <w:b/>
-                <w:bCs/>
-                <w:sz w:val="16"/>
-                <w:szCs w:val="16"/>
-                <w:lang w:val="ru-RU"/>
-              </w:rPr>
-              <w:t xml:space="preserve"> </w:t>
-            </w:r>
-            <w:r>
-              <w:rPr>
-                <w:rFonts w:ascii="Arial" w:hAnsi="Arial" w:cs="Arial"/>
-                <w:sz w:val="16"/>
-                <w:szCs w:val="16"/>
-                <w:lang w:val="ru-RU"/>
-              </w:rPr>
-              <w:t>1</w:t>
-            </w:r>
-            <w:r>
-              <w:rPr>
-                <w:rFonts w:ascii="Arial" w:hAnsi="Arial" w:cs="Arial"/>
-                <w:sz w:val="16"/>
-                <w:szCs w:val="16"/>
-                <w:lang w:val="ru-RU"/>
-              </w:rPr>
-              <w:t>6</w:t>
-            </w:r>
-            <w:r>
-              <w:rPr>
-                <w:rFonts w:ascii="Arial" w:hAnsi="Arial" w:cs="Arial"/>
-                <w:sz w:val="16"/>
-                <w:szCs w:val="16"/>
-                <w:lang w:val="ru-RU"/>
-              </w:rPr>
-              <w:t>6</w:t>
-            </w:r>
-            <w:r>
-              <w:rPr>
-                <w:rFonts w:ascii="Arial" w:hAnsi="Arial" w:cs="Arial"/>
-                <w:sz w:val="16"/>
-                <w:szCs w:val="16"/>
-                <w:lang w:val="ru-RU"/>
-              </w:rPr>
-              <w:t xml:space="preserve"> (8</w:t>
-            </w:r>
-            <w:r>
-              <w:rPr>
-                <w:rFonts w:ascii="Arial" w:hAnsi="Arial" w:cs="Arial"/>
-                <w:sz w:val="16"/>
-                <w:szCs w:val="16"/>
-                <w:lang w:val="ru-RU"/>
-              </w:rPr>
-              <w:t>3</w:t>
-            </w:r>
-            <w:r>
-              <w:rPr>
-                <w:rFonts w:ascii="Arial" w:hAnsi="Arial" w:cs="Arial"/>
-                <w:sz w:val="16"/>
-                <w:szCs w:val="16"/>
-                <w:lang w:val="ru-RU"/>
-              </w:rPr>
-              <w:t xml:space="preserve">%); русская – 26 (15%); украинка – 6; еврейка – 2;  </w:t>
-            </w:r>
-          </w:p>
-          <w:p>
-            <w:pPr>
-              <w:rPr>
-                <w:rFonts w:ascii="Arial" w:hAnsi="Arial" w:cs="Arial"/>
-                <w:sz w:val="16"/>
-                <w:szCs w:val="16"/>
-                <w:lang w:val="ru-RU"/>
-              </w:rPr>
-            </w:pPr>
-            <w:r>
-              <w:rPr>
-                <w:rFonts w:ascii="Arial" w:hAnsi="Arial" w:cs="Arial"/>
-                <w:b/>
-                <w:bCs/>
-                <w:sz w:val="16"/>
-                <w:szCs w:val="16"/>
-                <w:u w:val="single"/>
-                <w:lang w:val="ru-RU"/>
-              </w:rPr>
-              <w:t>Социальная страта/специальность</w:t>
-            </w:r>
-            <w:r>
-              <w:rPr>
-                <w:rFonts w:ascii="Arial" w:hAnsi="Arial" w:cs="Arial"/>
-                <w:sz w:val="16"/>
-                <w:szCs w:val="16"/>
-                <w:lang w:val="ru-RU"/>
-              </w:rPr>
-              <w:t xml:space="preserve">: участники </w:t>
-            </w:r>
-            <w:r>
-              <w:rPr>
-                <w:rFonts w:ascii="Arial" w:hAnsi="Arial" w:cs="Arial"/>
-                <w:sz w:val="16"/>
-                <w:szCs w:val="16"/>
-                <w:shd w:val="clear" w:color="auto" w:fill="FFFFFF"/>
-                <w:lang w:val="ru-RU"/>
-              </w:rPr>
-              <w:t xml:space="preserve">Белого движения – </w:t>
-            </w:r>
-            <w:r>
-              <w:rPr>
-                <w:rFonts w:ascii="Arial" w:hAnsi="Arial" w:cs="Arial"/>
-                <w:sz w:val="16"/>
-                <w:szCs w:val="16"/>
-                <w:shd w:val="clear" w:color="auto" w:fill="FFFFFF"/>
-                <w:lang w:val="ru-RU"/>
-              </w:rPr>
-              <w:t>75</w:t>
-            </w:r>
-            <w:r>
-              <w:rPr>
-                <w:rFonts w:ascii="Arial" w:hAnsi="Arial" w:cs="Arial"/>
-                <w:sz w:val="16"/>
-                <w:szCs w:val="16"/>
-                <w:shd w:val="clear" w:color="auto" w:fill="FFFFFF"/>
-                <w:lang w:val="ru-RU"/>
-              </w:rPr>
-              <w:t xml:space="preserve"> (3</w:t>
-            </w:r>
-            <w:r>
-              <w:rPr>
-                <w:rFonts w:ascii="Arial" w:hAnsi="Arial" w:cs="Arial"/>
-                <w:sz w:val="16"/>
-                <w:szCs w:val="16"/>
-                <w:shd w:val="clear" w:color="auto" w:fill="FFFFFF"/>
-                <w:lang w:val="ru-RU"/>
-              </w:rPr>
-              <w:t>8</w:t>
-            </w:r>
-            <w:r>
-              <w:rPr>
-                <w:rFonts w:ascii="Arial" w:hAnsi="Arial" w:cs="Arial"/>
-                <w:sz w:val="16"/>
-                <w:szCs w:val="16"/>
-                <w:shd w:val="clear" w:color="auto" w:fill="FFFFFF"/>
-                <w:lang w:val="ru-RU"/>
-              </w:rPr>
-              <w:t xml:space="preserve">%); </w:t>
-            </w:r>
-            <w:r>
-              <w:rPr>
-                <w:rFonts w:ascii="Arial" w:hAnsi="Arial" w:cs="Arial"/>
-                <w:sz w:val="16"/>
-                <w:szCs w:val="16"/>
-                <w:lang w:val="ru-RU"/>
-              </w:rPr>
-              <w:t>домохозяйка – 21; крестьянка – 1</w:t>
-            </w:r>
-            <w:r>
-              <w:rPr>
-                <w:rFonts w:ascii="Arial" w:hAnsi="Arial" w:cs="Arial"/>
-                <w:sz w:val="16"/>
-                <w:szCs w:val="16"/>
-                <w:lang w:val="ru-RU"/>
-              </w:rPr>
-              <w:t>7</w:t>
-            </w:r>
-            <w:r>
-              <w:rPr>
-                <w:rFonts w:ascii="Arial" w:hAnsi="Arial" w:cs="Arial"/>
-                <w:sz w:val="16"/>
-                <w:szCs w:val="16"/>
-                <w:lang w:val="ru-RU"/>
-              </w:rPr>
-              <w:t xml:space="preserve">; учительница – </w:t>
-            </w:r>
-            <w:r>
-              <w:rPr>
-                <w:rFonts w:ascii="Arial" w:hAnsi="Arial" w:cs="Arial"/>
-                <w:sz w:val="16"/>
-                <w:szCs w:val="16"/>
-                <w:lang w:val="ru-RU"/>
-              </w:rPr>
-              <w:t>9</w:t>
-            </w:r>
-            <w:r>
-              <w:rPr>
-                <w:rFonts w:ascii="Arial" w:hAnsi="Arial" w:cs="Arial"/>
-                <w:sz w:val="16"/>
-                <w:szCs w:val="16"/>
-                <w:lang w:val="ru-RU"/>
-              </w:rPr>
-              <w:t xml:space="preserve">; помещица – 5; студентка/учащаяся/ученица – 5; машинистка -4.   </w:t>
-            </w:r>
-          </w:p>
-          <w:p>
-            <w:pPr>
-              <w:rPr>
-                <w:rFonts w:ascii="Arial" w:hAnsi="Arial" w:cs="Arial"/>
-                <w:sz w:val="16"/>
-                <w:szCs w:val="16"/>
-                <w:lang w:val="ru-RU"/>
-              </w:rPr>
-            </w:pPr>
-            <w:r>
-              <w:rPr>
-                <w:rFonts w:ascii="Arial" w:hAnsi="Arial" w:cs="Arial"/>
-                <w:b/>
-                <w:bCs/>
-                <w:sz w:val="16"/>
-                <w:szCs w:val="16"/>
-                <w:u w:val="single"/>
-                <w:lang w:val="ru-RU"/>
-              </w:rPr>
-              <w:t>Образование:</w:t>
-            </w:r>
-            <w:r>
-              <w:rPr>
-                <w:rFonts w:ascii="Arial" w:hAnsi="Arial" w:cs="Arial"/>
-                <w:sz w:val="16"/>
-                <w:szCs w:val="16"/>
-                <w:lang w:val="ru-RU"/>
-              </w:rPr>
-              <w:t xml:space="preserve"> среднее – 6; неграмотная – 5; начальное – 3; малограмотная – 3; грамотная – 3.</w:t>
-            </w:r>
-          </w:p>
-          <w:p>
-            <w:pPr>
-              <w:rPr>
-                <w:rFonts w:ascii="Arial" w:hAnsi="Arial" w:cs="Arial"/>
-                <w:sz w:val="16"/>
-                <w:szCs w:val="16"/>
-                <w:lang w:val="ru-RU"/>
-              </w:rPr>
-            </w:pPr>
-            <w:r>
-              <w:rPr>
-                <w:rFonts w:ascii="Arial" w:hAnsi="Arial" w:cs="Arial"/>
-                <w:sz w:val="16"/>
-                <w:szCs w:val="16"/>
-                <w:lang w:val="ru-RU"/>
-              </w:rPr>
-              <w:t>Беспартийная – 8; Реабилитирована – 10</w:t>
-            </w:r>
-            <w:r>
-              <w:rPr>
-                <w:rFonts w:ascii="Arial" w:hAnsi="Arial" w:cs="Arial"/>
-                <w:sz w:val="16"/>
-                <w:szCs w:val="16"/>
-                <w:lang w:val="ru-RU"/>
-              </w:rPr>
-              <w:t>8</w:t>
-            </w:r>
-            <w:r>
-              <w:rPr>
-                <w:rFonts w:ascii="Arial" w:hAnsi="Arial" w:cs="Arial"/>
-                <w:sz w:val="16"/>
-                <w:szCs w:val="16"/>
-                <w:lang w:val="ru-RU"/>
-              </w:rPr>
-              <w:t xml:space="preserve"> (</w:t>
-            </w:r>
-            <w:r>
-              <w:rPr>
-                <w:rFonts w:ascii="Arial" w:hAnsi="Arial" w:cs="Arial"/>
-                <w:sz w:val="16"/>
-                <w:szCs w:val="16"/>
-                <w:lang w:val="ru-RU"/>
-              </w:rPr>
-              <w:t>54</w:t>
-            </w:r>
-            <w:r>
-              <w:rPr>
-                <w:rFonts w:ascii="Arial" w:hAnsi="Arial" w:cs="Arial"/>
-                <w:sz w:val="16"/>
-                <w:szCs w:val="16"/>
-                <w:lang w:val="ru-RU"/>
-              </w:rPr>
-              <w:t>%).</w:t>
-            </w:r>
-          </w:p>
-          <w:p>
-            <w:pPr>
-              <w:rPr>
-                <w:rFonts w:ascii="Arial" w:hAnsi="Arial" w:cs="Arial"/>
-                <w:sz w:val="16"/>
-                <w:szCs w:val="16"/>
-                <w:lang w:val="ru-RU"/>
-              </w:rPr>
-            </w:pPr>
-            <w:r>
-              <w:rPr>
-                <w:rFonts w:ascii="Arial" w:hAnsi="Arial" w:cs="Arial"/>
-                <w:sz w:val="16"/>
-                <w:szCs w:val="16"/>
-                <w:lang w:val="ru-RU"/>
-              </w:rPr>
-              <w:t>4</w:t>
-            </w:r>
-            <w:r>
-              <w:rPr>
-                <w:rFonts w:ascii="Arial" w:hAnsi="Arial" w:cs="Arial"/>
-                <w:sz w:val="16"/>
-                <w:szCs w:val="16"/>
-                <w:lang w:val="ru-RU"/>
-              </w:rPr>
-              <w:t xml:space="preserve"> женщин</w:t>
-            </w:r>
-            <w:r>
-              <w:rPr>
-                <w:rFonts w:ascii="Arial" w:hAnsi="Arial" w:cs="Arial"/>
-                <w:sz w:val="16"/>
-                <w:szCs w:val="16"/>
-                <w:lang w:val="ru-RU"/>
-              </w:rPr>
               <w:t>ы</w:t>
             </w:r>
             <w:r>
@@ -887,7 +747,25 @@
                 <w:szCs w:val="16"/>
                 <w:lang w:val="ru-RU"/>
               </w:rPr>
-              <w:t xml:space="preserve"> расстреляна одновременно с муж</w:t>
+              <w:t xml:space="preserve"> расстрелян</w:t>
+            </w:r>
+            <w:r>
+              <w:rPr>
+                <w:rFonts w:ascii="Arial" w:hAnsi="Arial" w:cs="Arial"/>
+                <w:sz w:val="16"/>
+                <w:szCs w:val="16"/>
+                <w:lang w:val="ru-RU"/>
+              </w:rPr>
+              <w:t>ы</w:t>
+            </w:r>
+            <w:r>
+              <w:rPr>
+                <w:rFonts w:ascii="Arial" w:hAnsi="Arial" w:cs="Arial"/>
+                <w:sz w:val="16"/>
+                <w:szCs w:val="16"/>
+                <w:lang w:val="ru-RU"/>
+              </w:rPr>
+              <w:t xml:space="preserve"> одновременно с муж</w:t>
             </w:r>
             <w:r>
               <w:rPr>
@@ -2095,6 +1973,7 @@
                 <w:szCs w:val="16"/>
                 <w:lang w:val="ru-RU"/>
               </w:rPr>
+              <w:lastRenderedPageBreak/>
               <w:t>урождённая</w:t>
             </w:r>
             <w:r>
@@ -5988,6 +5867,7 @@
                 <w:szCs w:val="16"/>
                 <w:lang w:val="ru-RU"/>
               </w:rPr>
+              <w:lastRenderedPageBreak/>
               <w:t>Брычкина</w:t>
             </w:r>
             <w:proofErr w:type="spellEnd"/>
@@ -6172,7 +6052,6 @@
                 <w:szCs w:val="16"/>
                 <w:lang w:val="ru-RU"/>
               </w:rPr>
-              <w:lastRenderedPageBreak/>
               <w:t>Бурлак Александра</w:t>
             </w:r>
             <w:r>
@@ -9064,6 +8943,7 @@
                 <w:rFonts w:ascii="Arial" w:hAnsi="Arial" w:cs="Arial"/>
                 <w:sz w:val="16"/>
                 <w:szCs w:val="16"/>
+                <w:lang w:val="ru-RU"/>
               </w:rPr>
             </w:pPr>
             <w:r>
@@ -9436,6 +9316,7 @@
                 <w:szCs w:val="16"/>
                 <w:lang w:val="ru-RU"/>
               </w:rPr>
+              <w:lastRenderedPageBreak/>
               <w:t>Родилась</w:t>
             </w:r>
             <w:r>
@@ -9709,6 +9590,7 @@
                 <w:szCs w:val="16"/>
                 <w:lang w:val="ru-RU"/>
               </w:rPr>
+              <w:lastRenderedPageBreak/>
               <w:t>Воронцова Евгения 63 года</w:t>
             </w:r>
             <w:r>
@@ -9748,7 +9630,6 @@
                 <w:szCs w:val="16"/>
                 <w:lang w:val="ru-RU"/>
               </w:rPr>
-              <w:lastRenderedPageBreak/>
               <w:t>Родилась</w:t>
             </w:r>
             <w:r>
@@ -9927,7 +9808,6 @@
                 <w:szCs w:val="16"/>
                 <w:lang w:val="ru-RU"/>
               </w:rPr>
-              <w:lastRenderedPageBreak/>
               <w:t>Вяткина Анна Анатольевна 18 лет</w:t>
             </w:r>
             <w:r>

--- a/docs/BYYEAR/Расстреляны_1919.docx
+++ b/docs/BYYEAR/Расстреляны_1919.docx
@@ -440,6 +440,15 @@
                 <w:szCs w:val="16"/>
                 <w:lang w:val="ru-RU"/>
               </w:rPr>
+              <w:t xml:space="preserve"> (35%)</w:t>
+            </w:r>
+            <w:r>
+              <w:rPr>
+                <w:rFonts w:ascii="Arial" w:hAnsi="Arial" w:cs="Arial"/>
+                <w:sz w:val="16"/>
+                <w:szCs w:val="16"/>
+                <w:lang w:val="ru-RU"/>
+              </w:rPr>
               <w:t>.</w:t>
             </w:r>
           </w:p>
@@ -497,26 +506,54 @@
                 <w:szCs w:val="16"/>
                 <w:lang w:val="ru-RU"/>
               </w:rPr>
-              <w:t xml:space="preserve"> лет – 42 жертвы (22%)</w:t>
-            </w:r>
-          </w:p>
-          <w:p>
-            <w:pPr>
-              <w:rPr>
-                <w:rFonts w:ascii="Arial" w:hAnsi="Arial" w:cs="Arial"/>
-                <w:sz w:val="16"/>
-                <w:szCs w:val="16"/>
-                <w:lang w:val="ru-RU"/>
-              </w:rPr>
-            </w:pPr>
-            <w:r>
-              <w:rPr>
-                <w:rFonts w:ascii="Arial" w:hAnsi="Arial" w:cs="Arial"/>
-                <w:sz w:val="16"/>
-                <w:szCs w:val="16"/>
-                <w:lang w:val="ru-RU"/>
-              </w:rPr>
-              <w:t>Национальность: неизвестна – 16</w:t>
+              <w:t xml:space="preserve"> лет – 42 жертвы (2</w:t>
+            </w:r>
+            <w:r>
+              <w:rPr>
+                <w:rFonts w:ascii="Arial" w:hAnsi="Arial" w:cs="Arial"/>
+                <w:sz w:val="16"/>
+                <w:szCs w:val="16"/>
+                <w:lang w:val="ru-RU"/>
+              </w:rPr>
+              <w:t>1</w:t>
+            </w:r>
+            <w:r>
+              <w:rPr>
+                <w:rFonts w:ascii="Arial" w:hAnsi="Arial" w:cs="Arial"/>
+                <w:sz w:val="16"/>
+                <w:szCs w:val="16"/>
+                <w:lang w:val="ru-RU"/>
+              </w:rPr>
+              <w:t>%)</w:t>
+            </w:r>
+          </w:p>
+          <w:p>
+            <w:pPr>
+              <w:rPr>
+                <w:rFonts w:ascii="Arial" w:hAnsi="Arial" w:cs="Arial"/>
+                <w:sz w:val="16"/>
+                <w:szCs w:val="16"/>
+                <w:lang w:val="ru-RU"/>
+              </w:rPr>
+            </w:pPr>
+            <w:r>
+              <w:rPr>
+                <w:rFonts w:ascii="Arial" w:hAnsi="Arial" w:cs="Arial"/>
+                <w:sz w:val="16"/>
+                <w:szCs w:val="16"/>
+                <w:u w:val="single"/>
+                <w:lang w:val="ru-RU"/>
+              </w:rPr>
+              <w:t>Национальность</w:t>
+            </w:r>
+            <w:r>
+              <w:rPr>
+                <w:rFonts w:ascii="Arial" w:hAnsi="Arial" w:cs="Arial"/>
+                <w:sz w:val="16"/>
+                <w:szCs w:val="16"/>
+                <w:lang w:val="ru-RU"/>
+              </w:rPr>
+              <w:t>: неизвестна – 16</w:t>
             </w:r>
             <w:r>
               <w:rPr>
@@ -534,26 +571,54 @@
                 <w:szCs w:val="16"/>
                 <w:lang w:val="ru-RU"/>
               </w:rPr>
-              <w:t xml:space="preserve"> (83%); русская – 26 (15%); украинка – 6; еврейка – 2;  </w:t>
-            </w:r>
-          </w:p>
-          <w:p>
-            <w:pPr>
-              <w:rPr>
-                <w:rFonts w:ascii="Arial" w:hAnsi="Arial" w:cs="Arial"/>
-                <w:sz w:val="16"/>
-                <w:szCs w:val="16"/>
-                <w:lang w:val="ru-RU"/>
-              </w:rPr>
-            </w:pPr>
-            <w:r>
-              <w:rPr>
-                <w:rFonts w:ascii="Arial" w:hAnsi="Arial" w:cs="Arial"/>
-                <w:sz w:val="16"/>
-                <w:szCs w:val="16"/>
-                <w:lang w:val="ru-RU"/>
-              </w:rPr>
-              <w:t>Социальная страта/специальность: участни</w:t>
+              <w:t xml:space="preserve"> (83%); русская – 26 (1</w:t>
+            </w:r>
+            <w:r>
+              <w:rPr>
+                <w:rFonts w:ascii="Arial" w:hAnsi="Arial" w:cs="Arial"/>
+                <w:sz w:val="16"/>
+                <w:szCs w:val="16"/>
+                <w:lang w:val="ru-RU"/>
+              </w:rPr>
+              <w:t>3</w:t>
+            </w:r>
+            <w:r>
+              <w:rPr>
+                <w:rFonts w:ascii="Arial" w:hAnsi="Arial" w:cs="Arial"/>
+                <w:sz w:val="16"/>
+                <w:szCs w:val="16"/>
+                <w:lang w:val="ru-RU"/>
+              </w:rPr>
+              <w:t xml:space="preserve">%); украинка – 6; еврейка – 2;  </w:t>
+            </w:r>
+          </w:p>
+          <w:p>
+            <w:pPr>
+              <w:rPr>
+                <w:rFonts w:ascii="Arial" w:hAnsi="Arial" w:cs="Arial"/>
+                <w:sz w:val="16"/>
+                <w:szCs w:val="16"/>
+                <w:lang w:val="ru-RU"/>
+              </w:rPr>
+            </w:pPr>
+            <w:r>
+              <w:rPr>
+                <w:rFonts w:ascii="Arial" w:hAnsi="Arial" w:cs="Arial"/>
+                <w:sz w:val="16"/>
+                <w:szCs w:val="16"/>
+                <w:u w:val="single"/>
+                <w:lang w:val="ru-RU"/>
+              </w:rPr>
+              <w:t>Социальная страта/специальность</w:t>
+            </w:r>
+            <w:r>
+              <w:rPr>
+                <w:rFonts w:ascii="Arial" w:hAnsi="Arial" w:cs="Arial"/>
+                <w:sz w:val="16"/>
+                <w:szCs w:val="16"/>
+                <w:lang w:val="ru-RU"/>
+              </w:rPr>
+              <w:t>: участни</w:t>
             </w:r>
             <w:r>
               <w:rPr>
@@ -607,9 +672,19 @@
                 <w:rFonts w:ascii="Arial" w:hAnsi="Arial" w:cs="Arial"/>
                 <w:sz w:val="16"/>
                 <w:szCs w:val="16"/>
-                <w:lang w:val="ru-RU"/>
-              </w:rPr>
-              <w:t>Образование: среднее</w:t>
+                <w:u w:val="single"/>
+                <w:lang w:val="ru-RU"/>
+              </w:rPr>
+              <w:t>Образование</w:t>
+            </w:r>
+            <w:r>
+              <w:rPr>
+                <w:rFonts w:ascii="Arial" w:hAnsi="Arial" w:cs="Arial"/>
+                <w:sz w:val="16"/>
+                <w:szCs w:val="16"/>
+                <w:lang w:val="ru-RU"/>
+              </w:rPr>
+              <w:t>: среднее</w:t>
             </w:r>
             <w:r>
               <w:rPr>
@@ -1030,7 +1105,6 @@
         <w:tc>
           <w:tcPr>
             <w:tcW w:w="10980" w:type="dxa"/>
-            <w:shd w:val="clear" w:color="auto" w:fill="auto"/>
             <w:vAlign w:val="center"/>
           </w:tcPr>
           <w:bookmarkEnd w:id="0"/>
@@ -1177,7 +1251,6 @@
         <w:tc>
           <w:tcPr>
             <w:tcW w:w="10980" w:type="dxa"/>
-            <w:shd w:val="clear" w:color="auto" w:fill="auto"/>
             <w:vAlign w:val="center"/>
           </w:tcPr>
           <w:p>
@@ -1489,7 +1562,6 @@
         <w:tc>
           <w:tcPr>
             <w:tcW w:w="10980" w:type="dxa"/>
-            <w:shd w:val="clear" w:color="auto" w:fill="auto"/>
             <w:vAlign w:val="center"/>
           </w:tcPr>
           <w:p>
@@ -1700,7 +1772,6 @@
         <w:tc>
           <w:tcPr>
             <w:tcW w:w="10980" w:type="dxa"/>
-            <w:shd w:val="clear" w:color="auto" w:fill="auto"/>
             <w:vAlign w:val="center"/>
           </w:tcPr>
           <w:p>
@@ -1896,7 +1967,6 @@
         <w:tc>
           <w:tcPr>
             <w:tcW w:w="10980" w:type="dxa"/>
-            <w:shd w:val="clear" w:color="auto" w:fill="auto"/>
             <w:vAlign w:val="center"/>
           </w:tcPr>
           <w:p>
@@ -2231,7 +2301,6 @@
         <w:tc>
           <w:tcPr>
             <w:tcW w:w="10980" w:type="dxa"/>
-            <w:shd w:val="clear" w:color="auto" w:fill="auto"/>
             <w:vAlign w:val="center"/>
           </w:tcPr>
           <w:p>
@@ -2390,7 +2459,6 @@
         <w:tc>
           <w:tcPr>
             <w:tcW w:w="10980" w:type="dxa"/>
-            <w:shd w:val="clear" w:color="auto" w:fill="auto"/>
             <w:vAlign w:val="center"/>
           </w:tcPr>
           <w:p>
@@ -2546,7 +2614,6 @@
         <w:tc>
           <w:tcPr>
             <w:tcW w:w="10980" w:type="dxa"/>
-            <w:shd w:val="clear" w:color="auto" w:fill="auto"/>
             <w:vAlign w:val="center"/>
           </w:tcPr>
           <w:p>
@@ -2712,7 +2779,6 @@
         <w:tc>
           <w:tcPr>
             <w:tcW w:w="10980" w:type="dxa"/>
-            <w:shd w:val="clear" w:color="auto" w:fill="auto"/>
             <w:vAlign w:val="center"/>
           </w:tcPr>
           <w:p>
@@ -2905,7 +2971,6 @@
         <w:tc>
           <w:tcPr>
             <w:tcW w:w="10980" w:type="dxa"/>
-            <w:shd w:val="clear" w:color="auto" w:fill="auto"/>
             <w:vAlign w:val="center"/>
           </w:tcPr>
           <w:p>
@@ -3087,7 +3152,6 @@
         <w:tc>
           <w:tcPr>
             <w:tcW w:w="10980" w:type="dxa"/>
-            <w:shd w:val="clear" w:color="auto" w:fill="auto"/>
             <w:vAlign w:val="center"/>
           </w:tcPr>
           <w:p>
@@ -3300,7 +3364,6 @@
         <w:tc>
           <w:tcPr>
             <w:tcW w:w="10980" w:type="dxa"/>
-            <w:shd w:val="clear" w:color="auto" w:fill="auto"/>
             <w:vAlign w:val="center"/>
           </w:tcPr>
           <w:p>
@@ -3627,7 +3690,6 @@
         <w:tc>
           <w:tcPr>
             <w:tcW w:w="10980" w:type="dxa"/>
-            <w:shd w:val="clear" w:color="auto" w:fill="auto"/>
             <w:vAlign w:val="center"/>
           </w:tcPr>
           <w:p>
@@ -3881,7 +3943,6 @@
         <w:tc>
           <w:tcPr>
             <w:tcW w:w="10980" w:type="dxa"/>
-            <w:shd w:val="clear" w:color="auto" w:fill="auto"/>
             <w:vAlign w:val="center"/>
           </w:tcPr>
           <w:p>
@@ -4064,7 +4125,6 @@
         <w:tc>
           <w:tcPr>
             <w:tcW w:w="10980" w:type="dxa"/>
-            <w:shd w:val="clear" w:color="auto" w:fill="auto"/>
             <w:vAlign w:val="center"/>
           </w:tcPr>
           <w:p>
@@ -4383,7 +4443,6 @@
         <w:tc>
           <w:tcPr>
             <w:tcW w:w="10980" w:type="dxa"/>
-            <w:shd w:val="clear" w:color="auto" w:fill="auto"/>
             <w:vAlign w:val="center"/>
           </w:tcPr>
           <w:p>
@@ -4620,7 +4679,6 @@
         <w:tc>
           <w:tcPr>
             <w:tcW w:w="10980" w:type="dxa"/>
-            <w:shd w:val="clear" w:color="auto" w:fill="auto"/>
             <w:vAlign w:val="center"/>
           </w:tcPr>
           <w:p>
@@ -4827,7 +4885,6 @@
         <w:tc>
           <w:tcPr>
             <w:tcW w:w="10980" w:type="dxa"/>
-            <w:shd w:val="clear" w:color="auto" w:fill="auto"/>
             <w:vAlign w:val="center"/>
           </w:tcPr>
           <w:p>
@@ -4998,7 +5055,6 @@
         <w:tc>
           <w:tcPr>
             <w:tcW w:w="10980" w:type="dxa"/>
-            <w:shd w:val="clear" w:color="auto" w:fill="auto"/>
             <w:vAlign w:val="center"/>
           </w:tcPr>
           <w:p>
@@ -5167,7 +5223,6 @@
         <w:tc>
           <w:tcPr>
             <w:tcW w:w="10980" w:type="dxa"/>
-            <w:shd w:val="clear" w:color="auto" w:fill="auto"/>
             <w:vAlign w:val="center"/>
           </w:tcPr>
           <w:p>
@@ -5504,7 +5559,6 @@
         <w:tc>
           <w:tcPr>
             <w:tcW w:w="10980" w:type="dxa"/>
-            <w:shd w:val="clear" w:color="auto" w:fill="auto"/>
             <w:vAlign w:val="center"/>
           </w:tcPr>
           <w:p>
@@ -5837,7 +5891,6 @@
         <w:tc>
           <w:tcPr>
             <w:tcW w:w="10980" w:type="dxa"/>
-            <w:shd w:val="clear" w:color="auto" w:fill="auto"/>
             <w:vAlign w:val="center"/>
           </w:tcPr>
           <w:p>
@@ -6020,7 +6073,6 @@
         <w:tc>
           <w:tcPr>
             <w:tcW w:w="10980" w:type="dxa"/>
-            <w:shd w:val="clear" w:color="auto" w:fill="auto"/>
             <w:vAlign w:val="center"/>
           </w:tcPr>
           <w:p>
@@ -6179,7 +6231,6 @@
         <w:tc>
           <w:tcPr>
             <w:tcW w:w="10980" w:type="dxa"/>
-            <w:shd w:val="clear" w:color="auto" w:fill="auto"/>
             <w:vAlign w:val="center"/>
           </w:tcPr>
           <w:p>
@@ -6337,7 +6388,6 @@
         <w:tc>
           <w:tcPr>
             <w:tcW w:w="10980" w:type="dxa"/>
-            <w:shd w:val="clear" w:color="auto" w:fill="auto"/>
             <w:vAlign w:val="center"/>
           </w:tcPr>
           <w:p>
@@ -6511,7 +6561,6 @@
         <w:tc>
           <w:tcPr>
             <w:tcW w:w="10980" w:type="dxa"/>
-            <w:shd w:val="clear" w:color="auto" w:fill="auto"/>
             <w:vAlign w:val="center"/>
           </w:tcPr>
           <w:p>
@@ -6744,7 +6793,6 @@
         <w:tc>
           <w:tcPr>
             <w:tcW w:w="10980" w:type="dxa"/>
-            <w:shd w:val="clear" w:color="auto" w:fill="auto"/>
             <w:vAlign w:val="center"/>
           </w:tcPr>
           <w:p>
@@ -6998,7 +7046,6 @@
         <w:tc>
           <w:tcPr>
             <w:tcW w:w="10980" w:type="dxa"/>
-            <w:shd w:val="clear" w:color="auto" w:fill="auto"/>
             <w:vAlign w:val="center"/>
           </w:tcPr>
           <w:p>
@@ -7187,7 +7234,6 @@
         <w:tc>
           <w:tcPr>
             <w:tcW w:w="10980" w:type="dxa"/>
-            <w:shd w:val="clear" w:color="auto" w:fill="auto"/>
             <w:vAlign w:val="center"/>
           </w:tcPr>
           <w:p>
@@ -7377,7 +7423,6 @@
         <w:tc>
           <w:tcPr>
             <w:tcW w:w="10980" w:type="dxa"/>
-            <w:shd w:val="clear" w:color="auto" w:fill="auto"/>
             <w:vAlign w:val="center"/>
           </w:tcPr>
           <w:p>
@@ -7540,7 +7585,6 @@
         <w:tc>
           <w:tcPr>
             <w:tcW w:w="10980" w:type="dxa"/>
-            <w:shd w:val="clear" w:color="auto" w:fill="auto"/>
             <w:vAlign w:val="center"/>
           </w:tcPr>
           <w:p>
@@ -7713,7 +7757,6 @@
         <w:tc>
           <w:tcPr>
             <w:tcW w:w="10980" w:type="dxa"/>
-            <w:shd w:val="clear" w:color="auto" w:fill="auto"/>
             <w:vAlign w:val="center"/>
           </w:tcPr>
           <w:p>
@@ -7930,7 +7973,6 @@
         <w:tc>
           <w:tcPr>
             <w:tcW w:w="10980" w:type="dxa"/>
-            <w:shd w:val="clear" w:color="auto" w:fill="auto"/>
             <w:vAlign w:val="center"/>
           </w:tcPr>
           <w:p>
@@ -8327,7 +8369,6 @@
         <w:tc>
           <w:tcPr>
             <w:tcW w:w="10980" w:type="dxa"/>
-            <w:shd w:val="clear" w:color="auto" w:fill="auto"/>
             <w:vAlign w:val="center"/>
           </w:tcPr>
           <w:p>
@@ -8635,7 +8676,6 @@
         <w:tc>
           <w:tcPr>
             <w:tcW w:w="10980" w:type="dxa"/>
-            <w:shd w:val="clear" w:color="auto" w:fill="auto"/>
             <w:vAlign w:val="center"/>
           </w:tcPr>
           <w:p>
@@ -8924,7 +8964,6 @@
         <w:tc>
           <w:tcPr>
             <w:tcW w:w="10980" w:type="dxa"/>
-            <w:shd w:val="clear" w:color="auto" w:fill="auto"/>
             <w:vAlign w:val="center"/>
           </w:tcPr>
           <w:p>
@@ -9088,7 +9127,6 @@
         <w:tc>
           <w:tcPr>
             <w:tcW w:w="10980" w:type="dxa"/>
-            <w:shd w:val="clear" w:color="auto" w:fill="auto"/>
             <w:vAlign w:val="center"/>
           </w:tcPr>
           <w:p>
@@ -9241,7 +9279,6 @@
         <w:tc>
           <w:tcPr>
             <w:tcW w:w="10980" w:type="dxa"/>
-            <w:shd w:val="clear" w:color="auto" w:fill="auto"/>
             <w:vAlign w:val="center"/>
           </w:tcPr>
           <w:p>
@@ -9559,7 +9596,6 @@
         <w:tc>
           <w:tcPr>
             <w:tcW w:w="10980" w:type="dxa"/>
-            <w:shd w:val="clear" w:color="auto" w:fill="auto"/>
             <w:vAlign w:val="center"/>
           </w:tcPr>
           <w:p>
@@ -9778,7 +9814,6 @@
         <w:tc>
           <w:tcPr>
             <w:tcW w:w="10980" w:type="dxa"/>
-            <w:shd w:val="clear" w:color="auto" w:fill="auto"/>
             <w:vAlign w:val="center"/>
           </w:tcPr>
           <w:p>
@@ -9976,7 +10011,6 @@
         <w:tc>
           <w:tcPr>
             <w:tcW w:w="10980" w:type="dxa"/>
-            <w:shd w:val="clear" w:color="auto" w:fill="auto"/>
             <w:vAlign w:val="center"/>
           </w:tcPr>
           <w:p>
@@ -10266,7 +10300,6 @@
         <w:tc>
           <w:tcPr>
             <w:tcW w:w="10980" w:type="dxa"/>
-            <w:shd w:val="clear" w:color="auto" w:fill="auto"/>
             <w:vAlign w:val="center"/>
           </w:tcPr>
           <w:p>
@@ -10424,7 +10457,6 @@
         <w:tc>
           <w:tcPr>
             <w:tcW w:w="10980" w:type="dxa"/>
-            <w:shd w:val="clear" w:color="auto" w:fill="auto"/>
             <w:vAlign w:val="center"/>
           </w:tcPr>
           <w:p>
@@ -10711,7 +10743,6 @@
         <w:tc>
           <w:tcPr>
             <w:tcW w:w="10980" w:type="dxa"/>
-            <w:shd w:val="clear" w:color="auto" w:fill="auto"/>
             <w:vAlign w:val="center"/>
           </w:tcPr>
           <w:p>
@@ -10920,7 +10951,6 @@
         <w:tc>
           <w:tcPr>
             <w:tcW w:w="10980" w:type="dxa"/>
-            <w:shd w:val="clear" w:color="auto" w:fill="auto"/>
             <w:vAlign w:val="center"/>
           </w:tcPr>
           <w:p>
@@ -11134,7 +11164,6 @@
         <w:tc>
           <w:tcPr>
             <w:tcW w:w="10980" w:type="dxa"/>
-            <w:shd w:val="clear" w:color="auto" w:fill="auto"/>
             <w:vAlign w:val="center"/>
           </w:tcPr>
           <w:p>
@@ -11319,7 +11348,6 @@
         <w:tc>
           <w:tcPr>
             <w:tcW w:w="10980" w:type="dxa"/>
-            <w:shd w:val="clear" w:color="auto" w:fill="auto"/>
             <w:vAlign w:val="center"/>
           </w:tcPr>
           <w:p>
@@ -11480,7 +11508,6 @@
         <w:tc>
           <w:tcPr>
             <w:tcW w:w="10980" w:type="dxa"/>
-            <w:shd w:val="clear" w:color="auto" w:fill="auto"/>
             <w:vAlign w:val="center"/>
           </w:tcPr>
           <w:p>
@@ -11830,7 +11857,6 @@
         <w:tc>
           <w:tcPr>
             <w:tcW w:w="10980" w:type="dxa"/>
-            <w:shd w:val="clear" w:color="auto" w:fill="auto"/>
             <w:vAlign w:val="center"/>
           </w:tcPr>
           <w:p>
@@ -12336,7 +12362,6 @@
         <w:tc>
           <w:tcPr>
             <w:tcW w:w="10980" w:type="dxa"/>
-            <w:shd w:val="clear" w:color="auto" w:fill="auto"/>
             <w:vAlign w:val="center"/>
           </w:tcPr>
           <w:p>
@@ -12479,7 +12504,6 @@
         <w:tc>
           <w:tcPr>
             <w:tcW w:w="10980" w:type="dxa"/>
-            <w:shd w:val="clear" w:color="auto" w:fill="auto"/>
             <w:vAlign w:val="center"/>
           </w:tcPr>
           <w:p>
@@ -12640,7 +12664,6 @@
         <w:tc>
           <w:tcPr>
             <w:tcW w:w="10980" w:type="dxa"/>
-            <w:shd w:val="clear" w:color="auto" w:fill="auto"/>
             <w:vAlign w:val="center"/>
           </w:tcPr>
           <w:p>
@@ -12901,7 +12924,6 @@
         <w:tc>
           <w:tcPr>
             <w:tcW w:w="10980" w:type="dxa"/>
-            <w:shd w:val="clear" w:color="auto" w:fill="auto"/>
             <w:vAlign w:val="center"/>
           </w:tcPr>
           <w:p>
@@ -13109,7 +13131,6 @@
         <w:tc>
           <w:tcPr>
             <w:tcW w:w="10980" w:type="dxa"/>
-            <w:shd w:val="clear" w:color="auto" w:fill="auto"/>
             <w:vAlign w:val="center"/>
           </w:tcPr>
           <w:p>
@@ -13395,7 +13416,6 @@
         <w:tc>
           <w:tcPr>
             <w:tcW w:w="10980" w:type="dxa"/>
-            <w:shd w:val="clear" w:color="auto" w:fill="auto"/>
             <w:vAlign w:val="center"/>
           </w:tcPr>
           <w:p>
@@ -13558,7 +13578,6 @@
         <w:tc>
           <w:tcPr>
             <w:tcW w:w="10980" w:type="dxa"/>
-            <w:shd w:val="clear" w:color="auto" w:fill="auto"/>
             <w:vAlign w:val="center"/>
           </w:tcPr>
           <w:p>
@@ -13757,7 +13776,6 @@
         <w:tc>
           <w:tcPr>
             <w:tcW w:w="10980" w:type="dxa"/>
-            <w:shd w:val="clear" w:color="auto" w:fill="auto"/>
             <w:vAlign w:val="center"/>
           </w:tcPr>
           <w:p>
@@ -13990,7 +14008,6 @@
         <w:tc>
           <w:tcPr>
             <w:tcW w:w="10980" w:type="dxa"/>
-            <w:shd w:val="clear" w:color="auto" w:fill="auto"/>
             <w:vAlign w:val="center"/>
           </w:tcPr>
           <w:p>
@@ -14242,7 +14259,6 @@
         <w:tc>
           <w:tcPr>
             <w:tcW w:w="10980" w:type="dxa"/>
-            <w:shd w:val="clear" w:color="auto" w:fill="auto"/>
             <w:vAlign w:val="center"/>
           </w:tcPr>
           <w:p>
@@ -14488,7 +14504,6 @@
         <w:tc>
           <w:tcPr>
             <w:tcW w:w="10980" w:type="dxa"/>
-            <w:shd w:val="clear" w:color="auto" w:fill="auto"/>
             <w:vAlign w:val="center"/>
           </w:tcPr>
           <w:p>
@@ -14825,7 +14840,6 @@
         <w:tc>
           <w:tcPr>
             <w:tcW w:w="10980" w:type="dxa"/>
-            <w:shd w:val="clear" w:color="auto" w:fill="auto"/>
             <w:vAlign w:val="center"/>
           </w:tcPr>
           <w:p>
@@ -15071,7 +15085,6 @@
         <w:tc>
           <w:tcPr>
             <w:tcW w:w="10980" w:type="dxa"/>
-            <w:shd w:val="clear" w:color="auto" w:fill="auto"/>
             <w:vAlign w:val="center"/>
           </w:tcPr>
           <w:p>
@@ -15364,7 +15377,6 @@
         <w:tc>
           <w:tcPr>
             <w:tcW w:w="10980" w:type="dxa"/>
-            <w:shd w:val="clear" w:color="auto" w:fill="auto"/>
             <w:vAlign w:val="center"/>
           </w:tcPr>
           <w:p>
@@ -15556,7 +15568,6 @@
         <w:tc>
           <w:tcPr>
             <w:tcW w:w="10980" w:type="dxa"/>
-            <w:shd w:val="clear" w:color="auto" w:fill="auto"/>
             <w:vAlign w:val="center"/>
           </w:tcPr>
           <w:p>
@@ -15738,7 +15749,6 @@
         <w:tc>
           <w:tcPr>
             <w:tcW w:w="10980" w:type="dxa"/>
-            <w:shd w:val="clear" w:color="auto" w:fill="auto"/>
             <w:vAlign w:val="center"/>
           </w:tcPr>
           <w:p>
@@ -15956,7 +15966,6 @@
         <w:tc>
           <w:tcPr>
             <w:tcW w:w="10980" w:type="dxa"/>
-            <w:shd w:val="clear" w:color="auto" w:fill="auto"/>
             <w:vAlign w:val="center"/>
           </w:tcPr>
           <w:p>
@@ -16218,7 +16227,6 @@
         <w:tc>
           <w:tcPr>
             <w:tcW w:w="10980" w:type="dxa"/>
-            <w:shd w:val="clear" w:color="auto" w:fill="auto"/>
             <w:vAlign w:val="center"/>
           </w:tcPr>
           <w:p>
@@ -16435,7 +16443,6 @@
         <w:tc>
           <w:tcPr>
             <w:tcW w:w="10980" w:type="dxa"/>
-            <w:shd w:val="clear" w:color="auto" w:fill="auto"/>
             <w:vAlign w:val="center"/>
           </w:tcPr>
           <w:p>
@@ -16682,7 +16689,6 @@
         <w:tc>
           <w:tcPr>
             <w:tcW w:w="10980" w:type="dxa"/>
-            <w:shd w:val="clear" w:color="auto" w:fill="auto"/>
             <w:vAlign w:val="center"/>
           </w:tcPr>
           <w:p>
@@ -16872,7 +16878,6 @@
         <w:tc>
           <w:tcPr>
             <w:tcW w:w="10980" w:type="dxa"/>
-            <w:shd w:val="clear" w:color="auto" w:fill="auto"/>
             <w:vAlign w:val="center"/>
           </w:tcPr>
           <w:p>
@@ -17172,7 +17177,6 @@
         <w:tc>
           <w:tcPr>
             <w:tcW w:w="10980" w:type="dxa"/>
-            <w:shd w:val="clear" w:color="auto" w:fill="auto"/>
             <w:vAlign w:val="center"/>
           </w:tcPr>
           <w:p>
@@ -17538,7 +17542,6 @@
         <w:tc>
           <w:tcPr>
             <w:tcW w:w="10980" w:type="dxa"/>
-            <w:shd w:val="clear" w:color="auto" w:fill="auto"/>
             <w:vAlign w:val="center"/>
           </w:tcPr>
           <w:p>
@@ -17710,7 +17713,6 @@
         <w:tc>
           <w:tcPr>
             <w:tcW w:w="10980" w:type="dxa"/>
-            <w:shd w:val="clear" w:color="auto" w:fill="auto"/>
             <w:vAlign w:val="center"/>
           </w:tcPr>
           <w:p>
@@ -18037,7 +18039,6 @@
         <w:tc>
           <w:tcPr>
             <w:tcW w:w="10980" w:type="dxa"/>
-            <w:shd w:val="clear" w:color="auto" w:fill="auto"/>
             <w:vAlign w:val="center"/>
           </w:tcPr>
           <w:p>
@@ -18334,7 +18335,6 @@
         <w:tc>
           <w:tcPr>
             <w:tcW w:w="10980" w:type="dxa"/>
-            <w:shd w:val="clear" w:color="auto" w:fill="auto"/>
             <w:vAlign w:val="center"/>
           </w:tcPr>
           <w:p>
@@ -18590,7 +18590,6 @@
         <w:tc>
           <w:tcPr>
             <w:tcW w:w="10980" w:type="dxa"/>
-            <w:shd w:val="clear" w:color="auto" w:fill="auto"/>
             <w:vAlign w:val="center"/>
           </w:tcPr>
           <w:p>
@@ -18779,7 +18778,6 @@
         <w:tc>
           <w:tcPr>
             <w:tcW w:w="10980" w:type="dxa"/>
-            <w:shd w:val="clear" w:color="auto" w:fill="auto"/>
             <w:vAlign w:val="center"/>
           </w:tcPr>
           <w:p>
@@ -18982,7 +18980,6 @@
         <w:tc>
           <w:tcPr>
             <w:tcW w:w="10980" w:type="dxa"/>
-            <w:shd w:val="clear" w:color="auto" w:fill="auto"/>
             <w:vAlign w:val="center"/>
           </w:tcPr>
           <w:p>
@@ -19163,7 +19160,6 @@
         <w:tc>
           <w:tcPr>
             <w:tcW w:w="10980" w:type="dxa"/>
-            <w:shd w:val="clear" w:color="auto" w:fill="auto"/>
             <w:vAlign w:val="center"/>
           </w:tcPr>
           <w:p>
@@ -19437,7 +19433,6 @@
         <w:tc>
           <w:tcPr>
             <w:tcW w:w="10980" w:type="dxa"/>
-            <w:shd w:val="clear" w:color="auto" w:fill="auto"/>
             <w:vAlign w:val="center"/>
           </w:tcPr>
           <w:p>
@@ -19619,7 +19614,6 @@
         <w:tc>
           <w:tcPr>
             <w:tcW w:w="10980" w:type="dxa"/>
-            <w:shd w:val="clear" w:color="auto" w:fill="auto"/>
             <w:vAlign w:val="center"/>
           </w:tcPr>
           <w:p>
@@ -19850,7 +19844,6 @@
         <w:tc>
           <w:tcPr>
             <w:tcW w:w="10980" w:type="dxa"/>
-            <w:shd w:val="clear" w:color="auto" w:fill="auto"/>
             <w:vAlign w:val="center"/>
           </w:tcPr>
           <w:p>
@@ -20208,7 +20201,6 @@
         <w:tc>
           <w:tcPr>
             <w:tcW w:w="10980" w:type="dxa"/>
-            <w:shd w:val="clear" w:color="auto" w:fill="auto"/>
             <w:vAlign w:val="center"/>
           </w:tcPr>
           <w:p>
@@ -20357,7 +20349,6 @@
         <w:tc>
           <w:tcPr>
             <w:tcW w:w="10980" w:type="dxa"/>
-            <w:shd w:val="clear" w:color="auto" w:fill="auto"/>
             <w:vAlign w:val="center"/>
           </w:tcPr>
           <w:p>
@@ -20527,7 +20518,27 @@
                 <w:sz w:val="16"/>
                 <w:szCs w:val="16"/>
               </w:rPr>
-              <w:t xml:space="preserve">: Книга </w:t>
+              <w:t xml:space="preserve">: </w:t>
+            </w:r>
+            <w:proofErr w:type="spellStart"/>
+            <w:r>
+              <w:rPr>
+                <w:rFonts w:ascii="Arial" w:hAnsi="Arial" w:cs="Arial"/>
+                <w:i/>
+                <w:sz w:val="16"/>
+                <w:szCs w:val="16"/>
+              </w:rPr>
+              <w:t>Книга</w:t>
+            </w:r>
+            <w:proofErr w:type="spellEnd"/>
+            <w:r>
+              <w:rPr>
+                <w:rFonts w:ascii="Arial" w:hAnsi="Arial" w:cs="Arial"/>
+                <w:i/>
+                <w:sz w:val="16"/>
+                <w:szCs w:val="16"/>
+              </w:rPr>
+              <w:t xml:space="preserve"> </w:t>
             </w:r>
             <w:proofErr w:type="spellStart"/>
             <w:r>
@@ -20612,7 +20623,6 @@
         <w:tc>
           <w:tcPr>
             <w:tcW w:w="10980" w:type="dxa"/>
-            <w:shd w:val="clear" w:color="auto" w:fill="auto"/>
             <w:vAlign w:val="center"/>
           </w:tcPr>
           <w:p>
@@ -20884,7 +20894,6 @@
         <w:tc>
           <w:tcPr>
             <w:tcW w:w="10980" w:type="dxa"/>
-            <w:shd w:val="clear" w:color="auto" w:fill="auto"/>
             <w:vAlign w:val="center"/>
           </w:tcPr>
           <w:p>
@@ -21125,7 +21134,6 @@
         <w:tc>
           <w:tcPr>
             <w:tcW w:w="10980" w:type="dxa"/>
-            <w:shd w:val="clear" w:color="auto" w:fill="auto"/>
             <w:vAlign w:val="center"/>
           </w:tcPr>
           <w:p>
@@ -21395,7 +21403,6 @@
         <w:tc>
           <w:tcPr>
             <w:tcW w:w="10980" w:type="dxa"/>
-            <w:shd w:val="clear" w:color="auto" w:fill="auto"/>
             <w:vAlign w:val="center"/>
           </w:tcPr>
           <w:p>
@@ -21613,7 +21620,6 @@
         <w:tc>
           <w:tcPr>
             <w:tcW w:w="10980" w:type="dxa"/>
-            <w:shd w:val="clear" w:color="auto" w:fill="auto"/>
             <w:vAlign w:val="center"/>
           </w:tcPr>
           <w:p>
@@ -21981,7 +21987,6 @@
         <w:tc>
           <w:tcPr>
             <w:tcW w:w="10980" w:type="dxa"/>
-            <w:shd w:val="clear" w:color="auto" w:fill="auto"/>
             <w:vAlign w:val="center"/>
           </w:tcPr>
           <w:p>
@@ -22217,7 +22222,6 @@
         <w:tc>
           <w:tcPr>
             <w:tcW w:w="10980" w:type="dxa"/>
-            <w:shd w:val="clear" w:color="auto" w:fill="auto"/>
             <w:vAlign w:val="center"/>
           </w:tcPr>
           <w:p>
@@ -22436,7 +22440,6 @@
         <w:tc>
           <w:tcPr>
             <w:tcW w:w="10980" w:type="dxa"/>
-            <w:shd w:val="clear" w:color="auto" w:fill="auto"/>
             <w:vAlign w:val="center"/>
           </w:tcPr>
           <w:p>
@@ -22768,7 +22771,6 @@
         <w:tc>
           <w:tcPr>
             <w:tcW w:w="10980" w:type="dxa"/>
-            <w:shd w:val="clear" w:color="auto" w:fill="auto"/>
             <w:vAlign w:val="center"/>
           </w:tcPr>
           <w:p>
@@ -22977,7 +22979,6 @@
         <w:tc>
           <w:tcPr>
             <w:tcW w:w="10980" w:type="dxa"/>
-            <w:shd w:val="clear" w:color="auto" w:fill="auto"/>
             <w:vAlign w:val="center"/>
           </w:tcPr>
           <w:p>
@@ -23272,7 +23273,6 @@
         <w:tc>
           <w:tcPr>
             <w:tcW w:w="10980" w:type="dxa"/>
-            <w:shd w:val="clear" w:color="auto" w:fill="auto"/>
             <w:vAlign w:val="center"/>
           </w:tcPr>
           <w:p>
@@ -23476,7 +23476,6 @@
         <w:tc>
           <w:tcPr>
             <w:tcW w:w="10980" w:type="dxa"/>
-            <w:shd w:val="clear" w:color="auto" w:fill="auto"/>
             <w:vAlign w:val="center"/>
           </w:tcPr>
           <w:p>
@@ -23636,7 +23635,6 @@
         <w:tc>
           <w:tcPr>
             <w:tcW w:w="10980" w:type="dxa"/>
-            <w:shd w:val="clear" w:color="auto" w:fill="auto"/>
             <w:vAlign w:val="center"/>
           </w:tcPr>
           <w:p>
@@ -23806,7 +23804,6 @@
         <w:tc>
           <w:tcPr>
             <w:tcW w:w="10980" w:type="dxa"/>
-            <w:shd w:val="clear" w:color="auto" w:fill="auto"/>
             <w:vAlign w:val="center"/>
           </w:tcPr>
           <w:p>
@@ -24086,7 +24083,6 @@
         <w:tc>
           <w:tcPr>
             <w:tcW w:w="10980" w:type="dxa"/>
-            <w:shd w:val="clear" w:color="auto" w:fill="auto"/>
             <w:vAlign w:val="center"/>
           </w:tcPr>
           <w:p>
@@ -24273,7 +24269,6 @@
         <w:tc>
           <w:tcPr>
             <w:tcW w:w="10980" w:type="dxa"/>
-            <w:shd w:val="clear" w:color="auto" w:fill="auto"/>
             <w:vAlign w:val="center"/>
           </w:tcPr>
           <w:p>
@@ -24434,7 +24429,6 @@
         <w:tc>
           <w:tcPr>
             <w:tcW w:w="10980" w:type="dxa"/>
-            <w:shd w:val="clear" w:color="auto" w:fill="auto"/>
             <w:vAlign w:val="center"/>
           </w:tcPr>
           <w:p>
@@ -24630,7 +24624,6 @@
         <w:tc>
           <w:tcPr>
             <w:tcW w:w="10980" w:type="dxa"/>
-            <w:shd w:val="clear" w:color="auto" w:fill="auto"/>
             <w:vAlign w:val="center"/>
           </w:tcPr>
           <w:p>
@@ -24803,7 +24796,6 @@
         <w:tc>
           <w:tcPr>
             <w:tcW w:w="10980" w:type="dxa"/>
-            <w:shd w:val="clear" w:color="auto" w:fill="auto"/>
             <w:vAlign w:val="center"/>
           </w:tcPr>
           <w:p>
@@ -25126,7 +25118,6 @@
         <w:tc>
           <w:tcPr>
             <w:tcW w:w="10980" w:type="dxa"/>
-            <w:shd w:val="clear" w:color="auto" w:fill="auto"/>
             <w:vAlign w:val="center"/>
           </w:tcPr>
           <w:p>
@@ -25308,7 +25299,6 @@
         <w:tc>
           <w:tcPr>
             <w:tcW w:w="10980" w:type="dxa"/>
-            <w:shd w:val="clear" w:color="auto" w:fill="auto"/>
             <w:vAlign w:val="center"/>
           </w:tcPr>
           <w:p>
@@ -25673,7 +25663,6 @@
         <w:tc>
           <w:tcPr>
             <w:tcW w:w="10980" w:type="dxa"/>
-            <w:shd w:val="clear" w:color="auto" w:fill="auto"/>
             <w:vAlign w:val="center"/>
           </w:tcPr>
           <w:p>
@@ -25903,7 +25892,6 @@
         <w:tc>
           <w:tcPr>
             <w:tcW w:w="10980" w:type="dxa"/>
-            <w:shd w:val="clear" w:color="auto" w:fill="auto"/>
           </w:tcPr>
           <w:p>
             <w:pPr>
@@ -26129,7 +26117,6 @@
         <w:tc>
           <w:tcPr>
             <w:tcW w:w="10980" w:type="dxa"/>
-            <w:shd w:val="clear" w:color="auto" w:fill="auto"/>
             <w:vAlign w:val="center"/>
           </w:tcPr>
           <w:p>
@@ -26389,7 +26376,6 @@
         <w:tc>
           <w:tcPr>
             <w:tcW w:w="10980" w:type="dxa"/>
-            <w:shd w:val="clear" w:color="auto" w:fill="auto"/>
             <w:vAlign w:val="center"/>
           </w:tcPr>
           <w:p>
@@ -26635,7 +26621,6 @@
         <w:tc>
           <w:tcPr>
             <w:tcW w:w="10980" w:type="dxa"/>
-            <w:shd w:val="clear" w:color="auto" w:fill="auto"/>
             <w:vAlign w:val="center"/>
           </w:tcPr>
           <w:p>
@@ -26786,7 +26771,6 @@
         <w:tc>
           <w:tcPr>
             <w:tcW w:w="10980" w:type="dxa"/>
-            <w:shd w:val="clear" w:color="auto" w:fill="auto"/>
             <w:vAlign w:val="center"/>
           </w:tcPr>
           <w:p>
@@ -26937,7 +26921,6 @@
         <w:tc>
           <w:tcPr>
             <w:tcW w:w="10980" w:type="dxa"/>
-            <w:shd w:val="clear" w:color="auto" w:fill="auto"/>
             <w:vAlign w:val="center"/>
           </w:tcPr>
           <w:p>
@@ -27182,7 +27165,6 @@
         <w:tc>
           <w:tcPr>
             <w:tcW w:w="10980" w:type="dxa"/>
-            <w:shd w:val="clear" w:color="auto" w:fill="auto"/>
             <w:vAlign w:val="center"/>
           </w:tcPr>
           <w:p>
@@ -27366,7 +27348,6 @@
         <w:tc>
           <w:tcPr>
             <w:tcW w:w="10980" w:type="dxa"/>
-            <w:shd w:val="clear" w:color="auto" w:fill="auto"/>
             <w:vAlign w:val="center"/>
           </w:tcPr>
           <w:p>
@@ -27524,7 +27505,6 @@
         <w:tc>
           <w:tcPr>
             <w:tcW w:w="10980" w:type="dxa"/>
-            <w:shd w:val="clear" w:color="auto" w:fill="auto"/>
             <w:vAlign w:val="center"/>
           </w:tcPr>
           <w:p>
@@ -27758,7 +27738,6 @@
         <w:tc>
           <w:tcPr>
             <w:tcW w:w="10980" w:type="dxa"/>
-            <w:shd w:val="clear" w:color="auto" w:fill="auto"/>
             <w:vAlign w:val="center"/>
           </w:tcPr>
           <w:p>
@@ -27976,7 +27955,6 @@
         <w:tc>
           <w:tcPr>
             <w:tcW w:w="10980" w:type="dxa"/>
-            <w:shd w:val="clear" w:color="auto" w:fill="auto"/>
             <w:vAlign w:val="center"/>
           </w:tcPr>
           <w:p>
@@ -28228,7 +28206,6 @@
         <w:tc>
           <w:tcPr>
             <w:tcW w:w="10980" w:type="dxa"/>
-            <w:shd w:val="clear" w:color="auto" w:fill="auto"/>
             <w:vAlign w:val="center"/>
           </w:tcPr>
           <w:p>
@@ -28411,7 +28388,6 @@
         <w:tc>
           <w:tcPr>
             <w:tcW w:w="10980" w:type="dxa"/>
-            <w:shd w:val="clear" w:color="auto" w:fill="auto"/>
             <w:vAlign w:val="center"/>
           </w:tcPr>
           <w:p>
@@ -28661,7 +28637,6 @@
         <w:tc>
           <w:tcPr>
             <w:tcW w:w="10980" w:type="dxa"/>
-            <w:shd w:val="clear" w:color="auto" w:fill="auto"/>
             <w:vAlign w:val="center"/>
           </w:tcPr>
           <w:p>
@@ -28894,7 +28869,6 @@
         <w:tc>
           <w:tcPr>
             <w:tcW w:w="10980" w:type="dxa"/>
-            <w:shd w:val="clear" w:color="auto" w:fill="auto"/>
             <w:vAlign w:val="center"/>
           </w:tcPr>
           <w:p>
@@ -29152,7 +29126,6 @@
         <w:tc>
           <w:tcPr>
             <w:tcW w:w="10980" w:type="dxa"/>
-            <w:shd w:val="clear" w:color="auto" w:fill="auto"/>
             <w:vAlign w:val="center"/>
           </w:tcPr>
           <w:p>
@@ -29303,7 +29276,6 @@
         <w:tc>
           <w:tcPr>
             <w:tcW w:w="10980" w:type="dxa"/>
-            <w:shd w:val="clear" w:color="auto" w:fill="auto"/>
             <w:vAlign w:val="center"/>
           </w:tcPr>
           <w:p>
@@ -29467,7 +29439,6 @@
         <w:tc>
           <w:tcPr>
             <w:tcW w:w="10980" w:type="dxa"/>
-            <w:shd w:val="clear" w:color="auto" w:fill="auto"/>
             <w:vAlign w:val="center"/>
           </w:tcPr>
           <w:p>
@@ -29674,7 +29645,6 @@
         <w:tc>
           <w:tcPr>
             <w:tcW w:w="10980" w:type="dxa"/>
-            <w:shd w:val="clear" w:color="auto" w:fill="auto"/>
             <w:vAlign w:val="center"/>
           </w:tcPr>
           <w:p>
@@ -29894,7 +29864,6 @@
         <w:tc>
           <w:tcPr>
             <w:tcW w:w="10980" w:type="dxa"/>
-            <w:shd w:val="clear" w:color="auto" w:fill="auto"/>
             <w:vAlign w:val="center"/>
           </w:tcPr>
           <w:p>
@@ -30072,7 +30041,6 @@
         <w:tc>
           <w:tcPr>
             <w:tcW w:w="10980" w:type="dxa"/>
-            <w:shd w:val="clear" w:color="auto" w:fill="auto"/>
             <w:vAlign w:val="center"/>
           </w:tcPr>
           <w:p>
@@ -30282,7 +30250,6 @@
         <w:tc>
           <w:tcPr>
             <w:tcW w:w="10980" w:type="dxa"/>
-            <w:shd w:val="clear" w:color="auto" w:fill="auto"/>
             <w:vAlign w:val="center"/>
           </w:tcPr>
           <w:p>
@@ -30556,7 +30523,6 @@
         <w:tc>
           <w:tcPr>
             <w:tcW w:w="10980" w:type="dxa"/>
-            <w:shd w:val="clear" w:color="auto" w:fill="auto"/>
             <w:vAlign w:val="center"/>
           </w:tcPr>
           <w:p>
@@ -30801,7 +30767,6 @@
         <w:tc>
           <w:tcPr>
             <w:tcW w:w="10980" w:type="dxa"/>
-            <w:shd w:val="clear" w:color="auto" w:fill="auto"/>
             <w:vAlign w:val="center"/>
           </w:tcPr>
           <w:p>
@@ -31064,7 +31029,6 @@
         <w:tc>
           <w:tcPr>
             <w:tcW w:w="10980" w:type="dxa"/>
-            <w:shd w:val="clear" w:color="auto" w:fill="auto"/>
             <w:vAlign w:val="center"/>
           </w:tcPr>
           <w:p>
@@ -31250,7 +31214,6 @@
         <w:tc>
           <w:tcPr>
             <w:tcW w:w="10980" w:type="dxa"/>
-            <w:shd w:val="clear" w:color="auto" w:fill="auto"/>
             <w:vAlign w:val="center"/>
           </w:tcPr>
           <w:p>
@@ -31583,7 +31546,6 @@
         <w:tc>
           <w:tcPr>
             <w:tcW w:w="10980" w:type="dxa"/>
-            <w:shd w:val="clear" w:color="auto" w:fill="auto"/>
             <w:vAlign w:val="center"/>
           </w:tcPr>
           <w:p>
@@ -31795,7 +31757,6 @@
         <w:tc>
           <w:tcPr>
             <w:tcW w:w="10980" w:type="dxa"/>
-            <w:shd w:val="clear" w:color="auto" w:fill="auto"/>
             <w:vAlign w:val="center"/>
           </w:tcPr>
           <w:p>
@@ -31992,7 +31953,6 @@
         <w:tc>
           <w:tcPr>
             <w:tcW w:w="10980" w:type="dxa"/>
-            <w:shd w:val="clear" w:color="auto" w:fill="auto"/>
             <w:vAlign w:val="center"/>
           </w:tcPr>
           <w:p>
@@ -32135,7 +32095,6 @@
         <w:tc>
           <w:tcPr>
             <w:tcW w:w="10980" w:type="dxa"/>
-            <w:shd w:val="clear" w:color="auto" w:fill="auto"/>
             <w:vAlign w:val="center"/>
           </w:tcPr>
           <w:p>
@@ -32291,7 +32250,6 @@
         <w:tc>
           <w:tcPr>
             <w:tcW w:w="10980" w:type="dxa"/>
-            <w:shd w:val="clear" w:color="auto" w:fill="auto"/>
             <w:vAlign w:val="center"/>
           </w:tcPr>
           <w:p>
@@ -32521,7 +32479,6 @@
         <w:tc>
           <w:tcPr>
             <w:tcW w:w="10980" w:type="dxa"/>
-            <w:shd w:val="clear" w:color="auto" w:fill="auto"/>
             <w:vAlign w:val="center"/>
           </w:tcPr>
           <w:p>
@@ -32699,7 +32656,6 @@
         <w:tc>
           <w:tcPr>
             <w:tcW w:w="10980" w:type="dxa"/>
-            <w:shd w:val="clear" w:color="auto" w:fill="auto"/>
             <w:vAlign w:val="center"/>
           </w:tcPr>
           <w:p>
@@ -32920,7 +32876,6 @@
         <w:tc>
           <w:tcPr>
             <w:tcW w:w="10980" w:type="dxa"/>
-            <w:shd w:val="clear" w:color="auto" w:fill="auto"/>
             <w:vAlign w:val="center"/>
           </w:tcPr>
           <w:p>
@@ -33050,7 +33005,6 @@
         <w:tc>
           <w:tcPr>
             <w:tcW w:w="10980" w:type="dxa"/>
-            <w:shd w:val="clear" w:color="auto" w:fill="auto"/>
             <w:vAlign w:val="center"/>
           </w:tcPr>
           <w:p>
@@ -33269,7 +33223,6 @@
         <w:tc>
           <w:tcPr>
             <w:tcW w:w="10980" w:type="dxa"/>
-            <w:shd w:val="clear" w:color="auto" w:fill="auto"/>
             <w:vAlign w:val="center"/>
           </w:tcPr>
           <w:p>
@@ -33533,7 +33486,6 @@
         <w:tc>
           <w:tcPr>
             <w:tcW w:w="10980" w:type="dxa"/>
-            <w:shd w:val="clear" w:color="auto" w:fill="auto"/>
             <w:vAlign w:val="center"/>
           </w:tcPr>
           <w:p>
@@ -33692,7 +33644,6 @@
         <w:tc>
           <w:tcPr>
             <w:tcW w:w="10980" w:type="dxa"/>
-            <w:shd w:val="clear" w:color="auto" w:fill="auto"/>
             <w:vAlign w:val="center"/>
           </w:tcPr>
           <w:p>
@@ -33901,7 +33852,6 @@
         <w:tc>
           <w:tcPr>
             <w:tcW w:w="10980" w:type="dxa"/>
-            <w:shd w:val="clear" w:color="auto" w:fill="auto"/>
             <w:vAlign w:val="center"/>
           </w:tcPr>
           <w:p>
@@ -34045,7 +33995,6 @@
         <w:tc>
           <w:tcPr>
             <w:tcW w:w="10980" w:type="dxa"/>
-            <w:shd w:val="clear" w:color="auto" w:fill="auto"/>
             <w:vAlign w:val="center"/>
           </w:tcPr>
           <w:p>
@@ -34189,7 +34138,6 @@
         <w:tc>
           <w:tcPr>
             <w:tcW w:w="10980" w:type="dxa"/>
-            <w:shd w:val="clear" w:color="auto" w:fill="auto"/>
             <w:vAlign w:val="center"/>
           </w:tcPr>
           <w:p>
@@ -34378,7 +34326,6 @@
         <w:tc>
           <w:tcPr>
             <w:tcW w:w="10980" w:type="dxa"/>
-            <w:shd w:val="clear" w:color="auto" w:fill="auto"/>
             <w:vAlign w:val="center"/>
           </w:tcPr>
           <w:p>
@@ -34522,7 +34469,6 @@
         <w:tc>
           <w:tcPr>
             <w:tcW w:w="10980" w:type="dxa"/>
-            <w:shd w:val="clear" w:color="auto" w:fill="auto"/>
             <w:vAlign w:val="center"/>
           </w:tcPr>
           <w:p>
@@ -34737,7 +34683,6 @@
         <w:tc>
           <w:tcPr>
             <w:tcW w:w="10980" w:type="dxa"/>
-            <w:shd w:val="clear" w:color="auto" w:fill="auto"/>
             <w:vAlign w:val="center"/>
           </w:tcPr>
           <w:p>
@@ -34936,7 +34881,6 @@
         <w:tc>
           <w:tcPr>
             <w:tcW w:w="10980" w:type="dxa"/>
-            <w:shd w:val="clear" w:color="auto" w:fill="auto"/>
             <w:vAlign w:val="center"/>
           </w:tcPr>
           <w:p>
@@ -35214,7 +35158,6 @@
         <w:tc>
           <w:tcPr>
             <w:tcW w:w="10980" w:type="dxa"/>
-            <w:shd w:val="clear" w:color="auto" w:fill="auto"/>
             <w:vAlign w:val="center"/>
           </w:tcPr>
           <w:p>
@@ -35479,7 +35422,6 @@
         <w:tc>
           <w:tcPr>
             <w:tcW w:w="10980" w:type="dxa"/>
-            <w:shd w:val="clear" w:color="auto" w:fill="auto"/>
             <w:vAlign w:val="center"/>
           </w:tcPr>
           <w:p>
@@ -35699,7 +35641,6 @@
         <w:tc>
           <w:tcPr>
             <w:tcW w:w="10980" w:type="dxa"/>
-            <w:shd w:val="clear" w:color="auto" w:fill="auto"/>
             <w:vAlign w:val="center"/>
           </w:tcPr>
           <w:p>
@@ -35937,7 +35878,6 @@
         <w:tc>
           <w:tcPr>
             <w:tcW w:w="10980" w:type="dxa"/>
-            <w:shd w:val="clear" w:color="auto" w:fill="auto"/>
             <w:vAlign w:val="center"/>
           </w:tcPr>
           <w:p>
@@ -36161,7 +36101,6 @@
         <w:tc>
           <w:tcPr>
             <w:tcW w:w="10980" w:type="dxa"/>
-            <w:shd w:val="clear" w:color="auto" w:fill="auto"/>
             <w:vAlign w:val="center"/>
           </w:tcPr>
           <w:p>
@@ -36394,7 +36333,6 @@
         <w:tc>
           <w:tcPr>
             <w:tcW w:w="10980" w:type="dxa"/>
-            <w:shd w:val="clear" w:color="auto" w:fill="auto"/>
             <w:vAlign w:val="center"/>
           </w:tcPr>
           <w:p>
@@ -36727,7 +36665,6 @@
         <w:tc>
           <w:tcPr>
             <w:tcW w:w="10980" w:type="dxa"/>
-            <w:shd w:val="clear" w:color="auto" w:fill="auto"/>
             <w:vAlign w:val="center"/>
           </w:tcPr>
           <w:p>
@@ -37003,7 +36940,6 @@
         <w:tc>
           <w:tcPr>
             <w:tcW w:w="10980" w:type="dxa"/>
-            <w:shd w:val="clear" w:color="auto" w:fill="auto"/>
             <w:vAlign w:val="center"/>
           </w:tcPr>
           <w:p>
@@ -37166,7 +37102,6 @@
         <w:tc>
           <w:tcPr>
             <w:tcW w:w="10980" w:type="dxa"/>
-            <w:shd w:val="clear" w:color="auto" w:fill="auto"/>
             <w:vAlign w:val="center"/>
           </w:tcPr>
           <w:p>
@@ -37424,7 +37359,6 @@
         <w:tc>
           <w:tcPr>
             <w:tcW w:w="10980" w:type="dxa"/>
-            <w:shd w:val="clear" w:color="auto" w:fill="auto"/>
             <w:vAlign w:val="center"/>
           </w:tcPr>
           <w:p>
@@ -37744,7 +37678,6 @@
         <w:tc>
           <w:tcPr>
             <w:tcW w:w="10980" w:type="dxa"/>
-            <w:shd w:val="clear" w:color="auto" w:fill="auto"/>
             <w:vAlign w:val="center"/>
           </w:tcPr>
           <w:p>
@@ -38019,7 +37952,6 @@
         <w:tc>
           <w:tcPr>
             <w:tcW w:w="10980" w:type="dxa"/>
-            <w:shd w:val="clear" w:color="auto" w:fill="auto"/>
             <w:vAlign w:val="center"/>
           </w:tcPr>
           <w:p>
@@ -38261,7 +38193,6 @@
         <w:tc>
           <w:tcPr>
             <w:tcW w:w="10980" w:type="dxa"/>
-            <w:shd w:val="clear" w:color="auto" w:fill="auto"/>
             <w:vAlign w:val="center"/>
           </w:tcPr>
           <w:p>
@@ -38424,7 +38355,6 @@
         <w:tc>
           <w:tcPr>
             <w:tcW w:w="10980" w:type="dxa"/>
-            <w:shd w:val="clear" w:color="auto" w:fill="auto"/>
             <w:vAlign w:val="center"/>
           </w:tcPr>
           <w:p>
@@ -38676,7 +38606,6 @@
         <w:tc>
           <w:tcPr>
             <w:tcW w:w="10980" w:type="dxa"/>
-            <w:shd w:val="clear" w:color="auto" w:fill="auto"/>
             <w:vAlign w:val="center"/>
           </w:tcPr>
           <w:p>
@@ -38898,7 +38827,6 @@
         <w:tc>
           <w:tcPr>
             <w:tcW w:w="10980" w:type="dxa"/>
-            <w:shd w:val="clear" w:color="auto" w:fill="auto"/>
             <w:vAlign w:val="center"/>
           </w:tcPr>
           <w:p>
@@ -39100,7 +39028,6 @@
         <w:tc>
           <w:tcPr>
             <w:tcW w:w="10980" w:type="dxa"/>
-            <w:shd w:val="clear" w:color="auto" w:fill="auto"/>
             <w:vAlign w:val="center"/>
           </w:tcPr>
           <w:p>
@@ -39379,7 +39306,6 @@
         <w:tc>
           <w:tcPr>
             <w:tcW w:w="10980" w:type="dxa"/>
-            <w:shd w:val="clear" w:color="auto" w:fill="auto"/>
             <w:vAlign w:val="center"/>
           </w:tcPr>
           <w:p>
@@ -39610,7 +39536,6 @@
         <w:tc>
           <w:tcPr>
             <w:tcW w:w="10980" w:type="dxa"/>
-            <w:shd w:val="clear" w:color="auto" w:fill="auto"/>
             <w:vAlign w:val="center"/>
           </w:tcPr>
           <w:p>
@@ -39764,7 +39689,6 @@
         <w:tc>
           <w:tcPr>
             <w:tcW w:w="10980" w:type="dxa"/>
-            <w:shd w:val="clear" w:color="auto" w:fill="auto"/>
             <w:vAlign w:val="center"/>
           </w:tcPr>
           <w:p>
@@ -40247,7 +40171,6 @@
         <w:tc>
           <w:tcPr>
             <w:tcW w:w="10980" w:type="dxa"/>
-            <w:shd w:val="clear" w:color="auto" w:fill="auto"/>
             <w:vAlign w:val="center"/>
           </w:tcPr>
           <w:p>
@@ -40369,7 +40292,6 @@
         <w:tc>
           <w:tcPr>
             <w:tcW w:w="10980" w:type="dxa"/>
-            <w:shd w:val="clear" w:color="auto" w:fill="auto"/>
             <w:vAlign w:val="center"/>
           </w:tcPr>
           <w:p>
@@ -40491,7 +40413,6 @@
         <w:tc>
           <w:tcPr>
             <w:tcW w:w="10980" w:type="dxa"/>
-            <w:shd w:val="clear" w:color="auto" w:fill="auto"/>
             <w:vAlign w:val="center"/>
           </w:tcPr>
           <w:p>
@@ -40694,7 +40615,6 @@
         <w:tc>
           <w:tcPr>
             <w:tcW w:w="10980" w:type="dxa"/>
-            <w:shd w:val="clear" w:color="auto" w:fill="auto"/>
             <w:vAlign w:val="center"/>
           </w:tcPr>
           <w:p>
@@ -40894,7 +40814,6 @@
         <w:tc>
           <w:tcPr>
             <w:tcW w:w="10980" w:type="dxa"/>
-            <w:shd w:val="clear" w:color="auto" w:fill="auto"/>
             <w:vAlign w:val="center"/>
           </w:tcPr>
           <w:p>
@@ -41091,7 +41010,6 @@
         <w:tc>
           <w:tcPr>
             <w:tcW w:w="10980" w:type="dxa"/>
-            <w:shd w:val="clear" w:color="auto" w:fill="auto"/>
             <w:vAlign w:val="center"/>
           </w:tcPr>
           <w:p>
@@ -41396,7 +41314,6 @@
         <w:tc>
           <w:tcPr>
             <w:tcW w:w="10980" w:type="dxa"/>
-            <w:shd w:val="clear" w:color="auto" w:fill="auto"/>
             <w:vAlign w:val="center"/>
           </w:tcPr>
           <w:p>
@@ -41635,7 +41552,6 @@
         <w:tc>
           <w:tcPr>
             <w:tcW w:w="10980" w:type="dxa"/>
-            <w:shd w:val="clear" w:color="auto" w:fill="auto"/>
             <w:vAlign w:val="center"/>
           </w:tcPr>
           <w:p>
@@ -41787,7 +41703,6 @@
         <w:tc>
           <w:tcPr>
             <w:tcW w:w="10980" w:type="dxa"/>
-            <w:shd w:val="clear" w:color="auto" w:fill="auto"/>
             <w:vAlign w:val="center"/>
           </w:tcPr>
           <w:p>
@@ -42097,7 +42012,6 @@
         <w:tc>
           <w:tcPr>
             <w:tcW w:w="10980" w:type="dxa"/>
-            <w:shd w:val="clear" w:color="auto" w:fill="auto"/>
             <w:vAlign w:val="center"/>
           </w:tcPr>
           <w:p>
@@ -42340,7 +42254,6 @@
         <w:tc>
           <w:tcPr>
             <w:tcW w:w="10980" w:type="dxa"/>
-            <w:shd w:val="clear" w:color="auto" w:fill="auto"/>
             <w:vAlign w:val="center"/>
           </w:tcPr>
           <w:p>
@@ -42530,7 +42443,6 @@
         <w:tc>
           <w:tcPr>
             <w:tcW w:w="10980" w:type="dxa"/>
-            <w:shd w:val="clear" w:color="auto" w:fill="auto"/>
             <w:vAlign w:val="center"/>
           </w:tcPr>
           <w:p>
@@ -42804,7 +42716,6 @@
         <w:tc>
           <w:tcPr>
             <w:tcW w:w="10980" w:type="dxa"/>
-            <w:shd w:val="clear" w:color="auto" w:fill="auto"/>
             <w:vAlign w:val="center"/>
           </w:tcPr>
           <w:p>
@@ -42992,7 +42903,6 @@
         <w:tc>
           <w:tcPr>
             <w:tcW w:w="10980" w:type="dxa"/>
-            <w:shd w:val="clear" w:color="auto" w:fill="auto"/>
             <w:vAlign w:val="center"/>
           </w:tcPr>
           <w:p>
@@ -43144,7 +43054,6 @@
         <w:tc>
           <w:tcPr>
             <w:tcW w:w="10980" w:type="dxa"/>
-            <w:shd w:val="clear" w:color="auto" w:fill="auto"/>
             <w:vAlign w:val="center"/>
           </w:tcPr>
           <w:p>
@@ -43415,7 +43324,6 @@
         <w:tc>
           <w:tcPr>
             <w:tcW w:w="10980" w:type="dxa"/>
-            <w:shd w:val="clear" w:color="auto" w:fill="auto"/>
             <w:vAlign w:val="center"/>
           </w:tcPr>
           <w:p>
@@ -43683,7 +43591,6 @@
         <w:tc>
           <w:tcPr>
             <w:tcW w:w="10980" w:type="dxa"/>
-            <w:shd w:val="clear" w:color="auto" w:fill="auto"/>
             <w:vAlign w:val="center"/>
           </w:tcPr>
           <w:p>
@@ -43831,7 +43738,6 @@
         <w:tc>
           <w:tcPr>
             <w:tcW w:w="10980" w:type="dxa"/>
-            <w:shd w:val="clear" w:color="auto" w:fill="auto"/>
             <w:vAlign w:val="center"/>
           </w:tcPr>
           <w:p>
@@ -43979,7 +43885,6 @@
         <w:tc>
           <w:tcPr>
             <w:tcW w:w="10980" w:type="dxa"/>
-            <w:shd w:val="clear" w:color="auto" w:fill="auto"/>
             <w:vAlign w:val="center"/>
           </w:tcPr>
           <w:p>
@@ -44130,7 +44035,6 @@
         <w:tc>
           <w:tcPr>
             <w:tcW w:w="10980" w:type="dxa"/>
-            <w:shd w:val="clear" w:color="auto" w:fill="auto"/>
             <w:vAlign w:val="center"/>
           </w:tcPr>
           <w:p>
@@ -44343,7 +44247,6 @@
         <w:tc>
           <w:tcPr>
             <w:tcW w:w="10980" w:type="dxa"/>
-            <w:shd w:val="clear" w:color="auto" w:fill="auto"/>
             <w:vAlign w:val="center"/>
           </w:tcPr>
           <w:p>
@@ -44507,7 +44410,6 @@
         <w:tc>
           <w:tcPr>
             <w:tcW w:w="10980" w:type="dxa"/>
-            <w:shd w:val="clear" w:color="auto" w:fill="auto"/>
             <w:vAlign w:val="center"/>
           </w:tcPr>
           <w:p>
@@ -44782,7 +44684,6 @@
         <w:tc>
           <w:tcPr>
             <w:tcW w:w="10980" w:type="dxa"/>
-            <w:shd w:val="clear" w:color="auto" w:fill="auto"/>
             <w:vAlign w:val="center"/>
           </w:tcPr>
           <w:p>
@@ -44978,7 +44879,6 @@
         <w:tc>
           <w:tcPr>
             <w:tcW w:w="10980" w:type="dxa"/>
-            <w:shd w:val="clear" w:color="auto" w:fill="auto"/>
             <w:vAlign w:val="center"/>
           </w:tcPr>
           <w:p>
@@ -45178,7 +45078,6 @@
         <w:tc>
           <w:tcPr>
             <w:tcW w:w="10980" w:type="dxa"/>
-            <w:shd w:val="clear" w:color="auto" w:fill="auto"/>
             <w:vAlign w:val="center"/>
           </w:tcPr>
           <w:p>
@@ -45417,7 +45316,6 @@
         <w:tc>
           <w:tcPr>
             <w:tcW w:w="10980" w:type="dxa"/>
-            <w:shd w:val="clear" w:color="auto" w:fill="auto"/>
             <w:vAlign w:val="center"/>
           </w:tcPr>
           <w:p>
@@ -45653,7 +45551,6 @@
         <w:tc>
           <w:tcPr>
             <w:tcW w:w="10980" w:type="dxa"/>
-            <w:shd w:val="clear" w:color="auto" w:fill="auto"/>
             <w:vAlign w:val="center"/>
           </w:tcPr>
           <w:p>
@@ -45906,7 +45803,6 @@
         <w:tc>
           <w:tcPr>
             <w:tcW w:w="10980" w:type="dxa"/>
-            <w:shd w:val="clear" w:color="auto" w:fill="auto"/>
             <w:vAlign w:val="center"/>
           </w:tcPr>
           <w:p>
@@ -46060,7 +45956,6 @@
         <w:tc>
           <w:tcPr>
             <w:tcW w:w="10980" w:type="dxa"/>
-            <w:shd w:val="clear" w:color="auto" w:fill="auto"/>
             <w:vAlign w:val="center"/>
           </w:tcPr>
           <w:p>
